--- a/RVfpga/RVfpgaEL2/RVfpga_NexysVideo-NoDDR/Labs/Lab12/RVfpga_Lab12_VeeR-EL2_NexysVideo-NoDDR.docx
+++ b/RVfpga/RVfpgaEL2/RVfpga_NexysVideo-NoDDR/Labs/Lab12/RVfpga_Lab12_VeeR-EL2_NexysVideo-NoDDR.docx
@@ -1219,7 +1219,7 @@
           <w:i/>
           <w:iCs/>
         </w:rPr>
-        <w:t>[</w:t>
+        <w:t>[RVfpgaEL2</w:t>
       </w:r>
       <w:r>
         <w:rPr>
@@ -1227,7 +1227,7 @@
           <w:i/>
           <w:iCs/>
         </w:rPr>
-        <w:t>RVfpgaEL2NexysA7DDRPath</w:t>
+        <w:t>Nexys Video</w:t>
       </w:r>
       <w:r>
         <w:rPr>
@@ -1235,7 +1235,7 @@
           <w:i/>
           <w:iCs/>
         </w:rPr>
-        <w:t>]</w:t>
+        <w:t>VideoNoDDRPath]</w:t>
       </w:r>
       <w:r>
         <w:rPr>
@@ -4043,7 +4043,7 @@
           <v:shape id="_x0000_i1025" type="#_x0000_t75" style="width:452.1pt;height:259.75pt" o:ole="">
             <v:imagedata r:id="rId14" o:title=""/>
           </v:shape>
-          <o:OLEObject Type="Embed" ProgID="Visio.Drawing.15" ShapeID="_x0000_i1025" DrawAspect="Content" ObjectID="_1821804179" r:id="rId15"/>
+          <o:OLEObject Type="Embed" ProgID="Visio.Drawing.15" ShapeID="_x0000_i1025" DrawAspect="Content" ObjectID="_1821806353" r:id="rId15"/>
         </w:object>
       </w:r>
     </w:p>
@@ -6457,10 +6457,12 @@
           <w:rFonts w:cs="Arial"/>
         </w:rPr>
         <w:sectPr>
-          <w:headerReference w:type="default" r:id="rId18"/>
-          <w:footerReference w:type="default" r:id="rId19"/>
-          <w:headerReference w:type="first" r:id="rId20"/>
-          <w:footerReference w:type="first" r:id="rId21"/>
+          <w:headerReference w:type="even" r:id="rId18"/>
+          <w:headerReference w:type="default" r:id="rId19"/>
+          <w:footerReference w:type="even" r:id="rId20"/>
+          <w:footerReference w:type="default" r:id="rId21"/>
+          <w:headerReference w:type="first" r:id="rId22"/>
+          <w:footerReference w:type="first" r:id="rId23"/>
           <w:pgSz w:w="11906" w:h="16838"/>
           <w:pgMar w:top="1800" w:right="1440" w:bottom="1440" w:left="1418" w:header="706" w:footer="389" w:gutter="0"/>
           <w:cols w:space="720"/>
@@ -6481,9 +6483,9 @@
       <w:r>
         <w:object w:dxaOrig="16080" w:dyaOrig="6610" w14:anchorId="12399436">
           <v:shape id="_x0000_i1026" type="#_x0000_t75" style="width:823.4pt;height:338.1pt" o:ole="">
-            <v:imagedata r:id="rId22" o:title=""/>
+            <v:imagedata r:id="rId24" o:title=""/>
           </v:shape>
-          <o:OLEObject Type="Embed" ProgID="Visio.Drawing.15" ShapeID="_x0000_i1026" DrawAspect="Content" ObjectID="_1821804180" r:id="rId23"/>
+          <o:OLEObject Type="Embed" ProgID="Visio.Drawing.15" ShapeID="_x0000_i1026" DrawAspect="Content" ObjectID="_1821806354" r:id="rId25"/>
         </w:object>
       </w:r>
     </w:p>
@@ -7273,7 +7275,7 @@
                     <pic:cNvPicPr/>
                   </pic:nvPicPr>
                   <pic:blipFill>
-                    <a:blip r:embed="rId24">
+                    <a:blip r:embed="rId26">
                       <a:extLst>
                         <a:ext uri="{28A0092B-C50C-407E-A947-70E740481C1C}">
                           <a14:useLocalDpi xmlns:a14="http://schemas.microsoft.com/office/drawing/2010/main" val="0"/>
@@ -8438,7 +8440,7 @@
           <w:i/>
           <w:iCs/>
         </w:rPr>
-        <w:t>[</w:t>
+        <w:t>[RVfpgaEL2</w:t>
       </w:r>
       <w:r>
         <w:rPr>
@@ -8446,7 +8448,7 @@
           <w:i/>
           <w:iCs/>
         </w:rPr>
-        <w:t>RVfpgaEL2NexysA7DDRPath</w:t>
+        <w:t>Nexys Video</w:t>
       </w:r>
       <w:r>
         <w:rPr>
@@ -8454,7 +8456,7 @@
           <w:i/>
           <w:iCs/>
         </w:rPr>
-        <w:t>]</w:t>
+        <w:t>VideoNoDDRPath]</w:t>
       </w:r>
       <w:r>
         <w:rPr>
@@ -8620,7 +8622,7 @@
           <w:i/>
           <w:iCs/>
         </w:rPr>
-        <w:t>[</w:t>
+        <w:t>[RVfpgaEL2</w:t>
       </w:r>
       <w:r>
         <w:rPr>
@@ -8628,7 +8630,7 @@
           <w:i/>
           <w:iCs/>
         </w:rPr>
-        <w:t>RVfpgaEL2NexysA7DDRPath</w:t>
+        <w:t>Nexys Video</w:t>
       </w:r>
       <w:r>
         <w:rPr>
@@ -8636,7 +8638,7 @@
           <w:i/>
           <w:iCs/>
         </w:rPr>
-        <w:t>]</w:t>
+        <w:t>VideoNoDDRPath]</w:t>
       </w:r>
       <w:r>
         <w:rPr>
@@ -8833,7 +8835,7 @@
           <w:lang w:val="es-ES" w:eastAsia="es-ES"/>
         </w:rPr>
         <w:drawing>
-          <wp:inline distT="0" distB="0" distL="0" distR="0" wp14:anchorId="49D8975C" wp14:editId="70FB0FED">
+          <wp:inline distT="0" distB="0" distL="0" distR="0" wp14:anchorId="49D8975C" wp14:editId="40E4D08B">
             <wp:extent cx="1407266" cy="3377438"/>
             <wp:effectExtent l="0" t="0" r="2540" b="0"/>
             <wp:docPr id="141556415" name="Picture 2" descr="A picture containing background pattern&#10;&#10;Description automatically generated"/>
@@ -8848,7 +8850,7 @@
                     <pic:cNvPicPr/>
                   </pic:nvPicPr>
                   <pic:blipFill>
-                    <a:blip r:embed="rId25" cstate="print">
+                    <a:blip r:embed="rId27" cstate="print">
                       <a:extLst>
                         <a:ext uri="{28A0092B-C50C-407E-A947-70E740481C1C}">
                           <a14:useLocalDpi xmlns:a14="http://schemas.microsoft.com/office/drawing/2010/main" val="0"/>
@@ -9210,7 +9212,7 @@
                     <pic:cNvPicPr/>
                   </pic:nvPicPr>
                   <pic:blipFill>
-                    <a:blip r:embed="rId26">
+                    <a:blip r:embed="rId28">
                       <a:extLst>
                         <a:ext uri="{28A0092B-C50C-407E-A947-70E740481C1C}">
                           <a14:useLocalDpi xmlns:a14="http://schemas.microsoft.com/office/drawing/2010/main" val="0"/>
@@ -12097,7 +12099,7 @@
           <w:i/>
           <w:iCs/>
         </w:rPr>
-        <w:t>[</w:t>
+        <w:t>[RVfpgaEL2</w:t>
       </w:r>
       <w:r>
         <w:rPr>
@@ -12105,7 +12107,7 @@
           <w:i/>
           <w:iCs/>
         </w:rPr>
-        <w:t>RVfpgaEL2NexysA7DDRPath</w:t>
+        <w:t>Nexys Video</w:t>
       </w:r>
       <w:r>
         <w:rPr>
@@ -12113,7 +12115,7 @@
           <w:i/>
           <w:iCs/>
         </w:rPr>
-        <w:t>]</w:t>
+        <w:t>VideoNoDDRPath]</w:t>
       </w:r>
       <w:r>
         <w:rPr>
@@ -12892,7 +12894,7 @@
           <w:i/>
           <w:iCs/>
         </w:rPr>
-        <w:t>[</w:t>
+        <w:t>[RVfpgaEL2</w:t>
       </w:r>
       <w:r>
         <w:rPr>
@@ -12900,7 +12902,7 @@
           <w:i/>
           <w:iCs/>
         </w:rPr>
-        <w:t>RVfpgaEL2NexysA7DDRPath</w:t>
+        <w:t>Nexys Video</w:t>
       </w:r>
       <w:r>
         <w:rPr>
@@ -12908,7 +12910,7 @@
           <w:i/>
           <w:iCs/>
         </w:rPr>
-        <w:t>]</w:t>
+        <w:t>VideoNoDDRPath]</w:t>
       </w:r>
       <w:r>
         <w:rPr>
@@ -13039,7 +13041,7 @@
           <w:i/>
           <w:iCs/>
         </w:rPr>
-        <w:t>[</w:t>
+        <w:t>[RVfpgaEL2</w:t>
       </w:r>
       <w:r>
         <w:rPr>
@@ -13047,7 +13049,7 @@
           <w:i/>
           <w:iCs/>
         </w:rPr>
-        <w:t>RVfpgaEL2NexysA7DDRPath</w:t>
+        <w:t>Nexys Video</w:t>
       </w:r>
       <w:r>
         <w:rPr>
@@ -13055,7 +13057,7 @@
           <w:i/>
           <w:iCs/>
         </w:rPr>
-        <w:t>]</w:t>
+        <w:t>VideoNoDDRPath]</w:t>
       </w:r>
       <w:r>
         <w:rPr>
@@ -13304,7 +13306,7 @@
                     <pic:cNvPicPr/>
                   </pic:nvPicPr>
                   <pic:blipFill>
-                    <a:blip r:embed="rId27" cstate="print">
+                    <a:blip r:embed="rId29" cstate="print">
                       <a:extLst>
                         <a:ext uri="{28A0092B-C50C-407E-A947-70E740481C1C}">
                           <a14:useLocalDpi xmlns:a14="http://schemas.microsoft.com/office/drawing/2010/main" val="0"/>
@@ -13366,7 +13368,7 @@
                     <pic:cNvPicPr/>
                   </pic:nvPicPr>
                   <pic:blipFill>
-                    <a:blip r:embed="rId28"/>
+                    <a:blip r:embed="rId30"/>
                     <a:stretch>
                       <a:fillRect/>
                     </a:stretch>
@@ -14039,7 +14041,7 @@
                     <pic:cNvPicPr/>
                   </pic:nvPicPr>
                   <pic:blipFill>
-                    <a:blip r:embed="rId29">
+                    <a:blip r:embed="rId31">
                       <a:extLst>
                         <a:ext uri="{28A0092B-C50C-407E-A947-70E740481C1C}">
                           <a14:useLocalDpi xmlns:a14="http://schemas.microsoft.com/office/drawing/2010/main" val="0"/>
@@ -14597,7 +14599,7 @@
                     <pic:cNvPicPr/>
                   </pic:nvPicPr>
                   <pic:blipFill>
-                    <a:blip r:embed="rId30">
+                    <a:blip r:embed="rId32">
                       <a:extLst>
                         <a:ext uri="{28A0092B-C50C-407E-A947-70E740481C1C}">
                           <a14:useLocalDpi xmlns:a14="http://schemas.microsoft.com/office/drawing/2010/main" val="0"/>
@@ -16647,10 +16649,10 @@
       </w:r>
     </w:p>
     <w:sectPr>
-      <w:headerReference w:type="default" r:id="rId31"/>
-      <w:footerReference w:type="default" r:id="rId32"/>
-      <w:headerReference w:type="first" r:id="rId33"/>
-      <w:footerReference w:type="first" r:id="rId34"/>
+      <w:headerReference w:type="default" r:id="rId33"/>
+      <w:footerReference w:type="default" r:id="rId34"/>
+      <w:headerReference w:type="first" r:id="rId35"/>
+      <w:footerReference w:type="first" r:id="rId36"/>
       <w:pgSz w:w="11906" w:h="16838"/>
       <w:pgMar w:top="1800" w:right="1440" w:bottom="1440" w:left="1440" w:header="706" w:footer="389" w:gutter="0"/>
       <w:cols w:space="720"/>
@@ -16685,6 +16687,16 @@
 </file>
 
 <file path=word/footer1.xml><?xml version="1.0" encoding="utf-8"?>
+<w:ftr xmlns:wpc="http://schemas.microsoft.com/office/word/2010/wordprocessingCanvas" xmlns:cx="http://schemas.microsoft.com/office/drawing/2014/chartex" xmlns:cx1="http://schemas.microsoft.com/office/drawing/2015/9/8/chartex" xmlns:cx2="http://schemas.microsoft.com/office/drawing/2015/10/21/chartex" xmlns:cx3="http://schemas.microsoft.com/office/drawing/2016/5/9/chartex" xmlns:cx4="http://schemas.microsoft.com/office/drawing/2016/5/10/chartex" xmlns:cx5="http://schemas.microsoft.com/office/drawing/2016/5/11/chartex" xmlns:cx6="http://schemas.microsoft.com/office/drawing/2016/5/12/chartex" xmlns:cx7="http://schemas.microsoft.com/office/drawing/2016/5/13/chartex" xmlns:cx8="http://schemas.microsoft.com/office/drawing/2016/5/14/chartex" xmlns:mc="http://schemas.openxmlformats.org/markup-compatibility/2006" xmlns:aink="http://schemas.microsoft.com/office/drawing/2016/ink" xmlns:am3d="http://schemas.microsoft.com/office/drawing/2017/model3d" xmlns:o="urn:schemas-microsoft-com:office:office" xmlns:oel="http://schemas.microsoft.com/office/2019/extlst" xmlns:r="http://schemas.openxmlformats.org/officeDocument/2006/relationships" xmlns:m="http://schemas.openxmlformats.org/officeDocument/2006/math" xmlns:v="urn:schemas-microsoft-com:vml" xmlns:wp14="http://schemas.microsoft.com/office/word/2010/wordprocessingDrawing" xmlns:wp="http://schemas.openxmlformats.org/drawingml/2006/wordprocessingDrawing" xmlns:w10="urn:schemas-microsoft-com:office:word" xmlns:w="http://schemas.openxmlformats.org/wordprocessingml/2006/main" xmlns:w14="http://schemas.microsoft.com/office/word/2010/wordml" xmlns:w15="http://schemas.microsoft.com/office/word/2012/wordml" xmlns:w16cex="http://schemas.microsoft.com/office/word/2018/wordml/cex" xmlns:w16cid="http://schemas.microsoft.com/office/word/2016/wordml/cid" xmlns:w16="http://schemas.microsoft.com/office/word/2018/wordml" xmlns:w16du="http://schemas.microsoft.com/office/word/2023/wordml/word16du" xmlns:w16sdtdh="http://schemas.microsoft.com/office/word/2020/wordml/sdtdatahash" xmlns:w16sdtfl="http://schemas.microsoft.com/office/word/2024/wordml/sdtformatlock" xmlns:w16se="http://schemas.microsoft.com/office/word/2015/wordml/symex" xmlns:wpg="http://schemas.microsoft.com/office/word/2010/wordprocessingGroup" xmlns:wpi="http://schemas.microsoft.com/office/word/2010/wordprocessingInk" xmlns:wne="http://schemas.microsoft.com/office/word/2006/wordml" xmlns:wps="http://schemas.microsoft.com/office/word/2010/wordprocessingShape" mc:Ignorable="w14 w15 w16se w16cid w16 w16cex w16sdtdh w16sdtfl w16du wp14">
+  <w:p>
+    <w:pPr>
+      <w:pStyle w:val="a9"/>
+    </w:pPr>
+  </w:p>
+</w:ftr>
+</file>
+
+<file path=word/footer2.xml><?xml version="1.0" encoding="utf-8"?>
 <w:ftr xmlns:wpc="http://schemas.microsoft.com/office/word/2010/wordprocessingCanvas" xmlns:cx="http://schemas.microsoft.com/office/drawing/2014/chartex" xmlns:cx1="http://schemas.microsoft.com/office/drawing/2015/9/8/chartex" xmlns:cx2="http://schemas.microsoft.com/office/drawing/2015/10/21/chartex" xmlns:cx3="http://schemas.microsoft.com/office/drawing/2016/5/9/chartex" xmlns:cx4="http://schemas.microsoft.com/office/drawing/2016/5/10/chartex" xmlns:cx5="http://schemas.microsoft.com/office/drawing/2016/5/11/chartex" xmlns:cx6="http://schemas.microsoft.com/office/drawing/2016/5/12/chartex" xmlns:cx7="http://schemas.microsoft.com/office/drawing/2016/5/13/chartex" xmlns:cx8="http://schemas.microsoft.com/office/drawing/2016/5/14/chartex" xmlns:mc="http://schemas.openxmlformats.org/markup-compatibility/2006" xmlns:aink="http://schemas.microsoft.com/office/drawing/2016/ink" xmlns:am3d="http://schemas.microsoft.com/office/drawing/2017/model3d" xmlns:o="urn:schemas-microsoft-com:office:office" xmlns:oel="http://schemas.microsoft.com/office/2019/extlst" xmlns:r="http://schemas.openxmlformats.org/officeDocument/2006/relationships" xmlns:m="http://schemas.openxmlformats.org/officeDocument/2006/math" xmlns:v="urn:schemas-microsoft-com:vml" xmlns:wp14="http://schemas.microsoft.com/office/word/2010/wordprocessingDrawing" xmlns:wp="http://schemas.openxmlformats.org/drawingml/2006/wordprocessingDrawing" xmlns:w10="urn:schemas-microsoft-com:office:word" xmlns:w="http://schemas.openxmlformats.org/wordprocessingml/2006/main" xmlns:w14="http://schemas.microsoft.com/office/word/2010/wordml" xmlns:w15="http://schemas.microsoft.com/office/word/2012/wordml" xmlns:w16cex="http://schemas.microsoft.com/office/word/2018/wordml/cex" xmlns:w16cid="http://schemas.microsoft.com/office/word/2016/wordml/cid" xmlns:w16="http://schemas.microsoft.com/office/word/2018/wordml" xmlns:w16du="http://schemas.microsoft.com/office/word/2023/wordml/word16du" xmlns:w16sdtdh="http://schemas.microsoft.com/office/word/2020/wordml/sdtdatahash" xmlns:w16sdtfl="http://schemas.microsoft.com/office/word/2024/wordml/sdtformatlock" xmlns:w16se="http://schemas.microsoft.com/office/word/2015/wordml/symex" xmlns:wpg="http://schemas.microsoft.com/office/word/2010/wordprocessingGroup" xmlns:wpi="http://schemas.microsoft.com/office/word/2010/wordprocessingInk" xmlns:wne="http://schemas.microsoft.com/office/word/2006/wordml" xmlns:wps="http://schemas.microsoft.com/office/word/2010/wordprocessingShape" mc:Ignorable="w14 w15 w16se w16cid w16 w16cex w16sdtdh w16sdtfl w16du wp14">
   <w:p>
     <w:pPr>
@@ -16850,7 +16862,7 @@
 </w:ftr>
 </file>
 
-<file path=word/footer2.xml><?xml version="1.0" encoding="utf-8"?>
+<file path=word/footer3.xml><?xml version="1.0" encoding="utf-8"?>
 <w:ftr xmlns:wpc="http://schemas.microsoft.com/office/word/2010/wordprocessingCanvas" xmlns:cx="http://schemas.microsoft.com/office/drawing/2014/chartex" xmlns:cx1="http://schemas.microsoft.com/office/drawing/2015/9/8/chartex" xmlns:cx2="http://schemas.microsoft.com/office/drawing/2015/10/21/chartex" xmlns:cx3="http://schemas.microsoft.com/office/drawing/2016/5/9/chartex" xmlns:cx4="http://schemas.microsoft.com/office/drawing/2016/5/10/chartex" xmlns:cx5="http://schemas.microsoft.com/office/drawing/2016/5/11/chartex" xmlns:cx6="http://schemas.microsoft.com/office/drawing/2016/5/12/chartex" xmlns:cx7="http://schemas.microsoft.com/office/drawing/2016/5/13/chartex" xmlns:cx8="http://schemas.microsoft.com/office/drawing/2016/5/14/chartex" xmlns:mc="http://schemas.openxmlformats.org/markup-compatibility/2006" xmlns:aink="http://schemas.microsoft.com/office/drawing/2016/ink" xmlns:am3d="http://schemas.microsoft.com/office/drawing/2017/model3d" xmlns:o="urn:schemas-microsoft-com:office:office" xmlns:oel="http://schemas.microsoft.com/office/2019/extlst" xmlns:r="http://schemas.openxmlformats.org/officeDocument/2006/relationships" xmlns:m="http://schemas.openxmlformats.org/officeDocument/2006/math" xmlns:v="urn:schemas-microsoft-com:vml" xmlns:wp14="http://schemas.microsoft.com/office/word/2010/wordprocessingDrawing" xmlns:wp="http://schemas.openxmlformats.org/drawingml/2006/wordprocessingDrawing" xmlns:w10="urn:schemas-microsoft-com:office:word" xmlns:w="http://schemas.openxmlformats.org/wordprocessingml/2006/main" xmlns:w14="http://schemas.microsoft.com/office/word/2010/wordml" xmlns:w15="http://schemas.microsoft.com/office/word/2012/wordml" xmlns:w16cex="http://schemas.microsoft.com/office/word/2018/wordml/cex" xmlns:w16cid="http://schemas.microsoft.com/office/word/2016/wordml/cid" xmlns:w16="http://schemas.microsoft.com/office/word/2018/wordml" xmlns:w16du="http://schemas.microsoft.com/office/word/2023/wordml/word16du" xmlns:w16sdtdh="http://schemas.microsoft.com/office/word/2020/wordml/sdtdatahash" xmlns:w16sdtfl="http://schemas.microsoft.com/office/word/2024/wordml/sdtformatlock" xmlns:w16se="http://schemas.microsoft.com/office/word/2015/wordml/symex" xmlns:wpg="http://schemas.microsoft.com/office/word/2010/wordprocessingGroup" xmlns:wpi="http://schemas.microsoft.com/office/word/2010/wordprocessingInk" xmlns:wne="http://schemas.microsoft.com/office/word/2006/wordml" xmlns:wps="http://schemas.microsoft.com/office/word/2010/wordprocessingShape" mc:Ignorable="w14 w15 w16se w16cid w16 w16cex w16sdtdh w16sdtfl w16du wp14">
   <w:p>
     <w:pPr>
@@ -16973,7 +16985,7 @@
 </w:ftr>
 </file>
 
-<file path=word/footer3.xml><?xml version="1.0" encoding="utf-8"?>
+<file path=word/footer4.xml><?xml version="1.0" encoding="utf-8"?>
 <w:ftr xmlns:wpc="http://schemas.microsoft.com/office/word/2010/wordprocessingCanvas" xmlns:cx="http://schemas.microsoft.com/office/drawing/2014/chartex" xmlns:cx1="http://schemas.microsoft.com/office/drawing/2015/9/8/chartex" xmlns:cx2="http://schemas.microsoft.com/office/drawing/2015/10/21/chartex" xmlns:cx3="http://schemas.microsoft.com/office/drawing/2016/5/9/chartex" xmlns:cx4="http://schemas.microsoft.com/office/drawing/2016/5/10/chartex" xmlns:cx5="http://schemas.microsoft.com/office/drawing/2016/5/11/chartex" xmlns:cx6="http://schemas.microsoft.com/office/drawing/2016/5/12/chartex" xmlns:cx7="http://schemas.microsoft.com/office/drawing/2016/5/13/chartex" xmlns:cx8="http://schemas.microsoft.com/office/drawing/2016/5/14/chartex" xmlns:mc="http://schemas.openxmlformats.org/markup-compatibility/2006" xmlns:aink="http://schemas.microsoft.com/office/drawing/2016/ink" xmlns:am3d="http://schemas.microsoft.com/office/drawing/2017/model3d" xmlns:o="urn:schemas-microsoft-com:office:office" xmlns:oel="http://schemas.microsoft.com/office/2019/extlst" xmlns:r="http://schemas.openxmlformats.org/officeDocument/2006/relationships" xmlns:m="http://schemas.openxmlformats.org/officeDocument/2006/math" xmlns:v="urn:schemas-microsoft-com:vml" xmlns:wp14="http://schemas.microsoft.com/office/word/2010/wordprocessingDrawing" xmlns:wp="http://schemas.openxmlformats.org/drawingml/2006/wordprocessingDrawing" xmlns:w10="urn:schemas-microsoft-com:office:word" xmlns:w="http://schemas.openxmlformats.org/wordprocessingml/2006/main" xmlns:w14="http://schemas.microsoft.com/office/word/2010/wordml" xmlns:w15="http://schemas.microsoft.com/office/word/2012/wordml" xmlns:w16cex="http://schemas.microsoft.com/office/word/2018/wordml/cex" xmlns:w16cid="http://schemas.microsoft.com/office/word/2016/wordml/cid" xmlns:w16="http://schemas.microsoft.com/office/word/2018/wordml" xmlns:w16du="http://schemas.microsoft.com/office/word/2023/wordml/word16du" xmlns:w16sdtdh="http://schemas.microsoft.com/office/word/2020/wordml/sdtdatahash" xmlns:w16sdtfl="http://schemas.microsoft.com/office/word/2024/wordml/sdtformatlock" xmlns:w16se="http://schemas.microsoft.com/office/word/2015/wordml/symex" xmlns:wpg="http://schemas.microsoft.com/office/word/2010/wordprocessingGroup" xmlns:wpi="http://schemas.microsoft.com/office/word/2010/wordprocessingInk" xmlns:wne="http://schemas.microsoft.com/office/word/2006/wordml" xmlns:wps="http://schemas.microsoft.com/office/word/2010/wordprocessingShape" mc:Ignorable="w14 w15 w16se w16cid w16 w16cex w16sdtdh w16sdtfl w16du wp14">
   <w:p>
     <w:pPr>
@@ -17139,7 +17151,7 @@
 </w:ftr>
 </file>
 
-<file path=word/footer4.xml><?xml version="1.0" encoding="utf-8"?>
+<file path=word/footer5.xml><?xml version="1.0" encoding="utf-8"?>
 <w:ftr xmlns:wpc="http://schemas.microsoft.com/office/word/2010/wordprocessingCanvas" xmlns:cx="http://schemas.microsoft.com/office/drawing/2014/chartex" xmlns:cx1="http://schemas.microsoft.com/office/drawing/2015/9/8/chartex" xmlns:cx2="http://schemas.microsoft.com/office/drawing/2015/10/21/chartex" xmlns:cx3="http://schemas.microsoft.com/office/drawing/2016/5/9/chartex" xmlns:cx4="http://schemas.microsoft.com/office/drawing/2016/5/10/chartex" xmlns:cx5="http://schemas.microsoft.com/office/drawing/2016/5/11/chartex" xmlns:cx6="http://schemas.microsoft.com/office/drawing/2016/5/12/chartex" xmlns:cx7="http://schemas.microsoft.com/office/drawing/2016/5/13/chartex" xmlns:cx8="http://schemas.microsoft.com/office/drawing/2016/5/14/chartex" xmlns:mc="http://schemas.openxmlformats.org/markup-compatibility/2006" xmlns:aink="http://schemas.microsoft.com/office/drawing/2016/ink" xmlns:am3d="http://schemas.microsoft.com/office/drawing/2017/model3d" xmlns:o="urn:schemas-microsoft-com:office:office" xmlns:oel="http://schemas.microsoft.com/office/2019/extlst" xmlns:r="http://schemas.openxmlformats.org/officeDocument/2006/relationships" xmlns:m="http://schemas.openxmlformats.org/officeDocument/2006/math" xmlns:v="urn:schemas-microsoft-com:vml" xmlns:wp14="http://schemas.microsoft.com/office/word/2010/wordprocessingDrawing" xmlns:wp="http://schemas.openxmlformats.org/drawingml/2006/wordprocessingDrawing" xmlns:w10="urn:schemas-microsoft-com:office:word" xmlns:w="http://schemas.openxmlformats.org/wordprocessingml/2006/main" xmlns:w14="http://schemas.microsoft.com/office/word/2010/wordml" xmlns:w15="http://schemas.microsoft.com/office/word/2012/wordml" xmlns:w16cex="http://schemas.microsoft.com/office/word/2018/wordml/cex" xmlns:w16cid="http://schemas.microsoft.com/office/word/2016/wordml/cid" xmlns:w16="http://schemas.microsoft.com/office/word/2018/wordml" xmlns:w16du="http://schemas.microsoft.com/office/word/2023/wordml/word16du" xmlns:w16sdtdh="http://schemas.microsoft.com/office/word/2020/wordml/sdtdatahash" xmlns:w16sdtfl="http://schemas.microsoft.com/office/word/2024/wordml/sdtformatlock" xmlns:w16se="http://schemas.microsoft.com/office/word/2015/wordml/symex" xmlns:wpg="http://schemas.microsoft.com/office/word/2010/wordprocessingGroup" xmlns:wpi="http://schemas.microsoft.com/office/word/2010/wordprocessingInk" xmlns:wne="http://schemas.microsoft.com/office/word/2006/wordml" xmlns:wps="http://schemas.microsoft.com/office/word/2010/wordprocessingShape" mc:Ignorable="w14 w15 w16se w16cid w16 w16cex w16sdtdh w16sdtfl w16du wp14">
   <w:p>
     <w:pPr>
@@ -17333,6 +17345,16 @@
     <w:pPr>
       <w:pStyle w:val="ab"/>
     </w:pPr>
+  </w:p>
+</w:hdr>
+</file>
+
+<file path=word/header2.xml><?xml version="1.0" encoding="utf-8"?>
+<w:hdr xmlns:wpc="http://schemas.microsoft.com/office/word/2010/wordprocessingCanvas" xmlns:cx="http://schemas.microsoft.com/office/drawing/2014/chartex" xmlns:cx1="http://schemas.microsoft.com/office/drawing/2015/9/8/chartex" xmlns:cx2="http://schemas.microsoft.com/office/drawing/2015/10/21/chartex" xmlns:cx3="http://schemas.microsoft.com/office/drawing/2016/5/9/chartex" xmlns:cx4="http://schemas.microsoft.com/office/drawing/2016/5/10/chartex" xmlns:cx5="http://schemas.microsoft.com/office/drawing/2016/5/11/chartex" xmlns:cx6="http://schemas.microsoft.com/office/drawing/2016/5/12/chartex" xmlns:cx7="http://schemas.microsoft.com/office/drawing/2016/5/13/chartex" xmlns:cx8="http://schemas.microsoft.com/office/drawing/2016/5/14/chartex" xmlns:mc="http://schemas.openxmlformats.org/markup-compatibility/2006" xmlns:aink="http://schemas.microsoft.com/office/drawing/2016/ink" xmlns:am3d="http://schemas.microsoft.com/office/drawing/2017/model3d" xmlns:o="urn:schemas-microsoft-com:office:office" xmlns:oel="http://schemas.microsoft.com/office/2019/extlst" xmlns:r="http://schemas.openxmlformats.org/officeDocument/2006/relationships" xmlns:m="http://schemas.openxmlformats.org/officeDocument/2006/math" xmlns:v="urn:schemas-microsoft-com:vml" xmlns:wp14="http://schemas.microsoft.com/office/word/2010/wordprocessingDrawing" xmlns:wp="http://schemas.openxmlformats.org/drawingml/2006/wordprocessingDrawing" xmlns:w10="urn:schemas-microsoft-com:office:word" xmlns:w="http://schemas.openxmlformats.org/wordprocessingml/2006/main" xmlns:w14="http://schemas.microsoft.com/office/word/2010/wordml" xmlns:w15="http://schemas.microsoft.com/office/word/2012/wordml" xmlns:w16cex="http://schemas.microsoft.com/office/word/2018/wordml/cex" xmlns:w16cid="http://schemas.microsoft.com/office/word/2016/wordml/cid" xmlns:w16="http://schemas.microsoft.com/office/word/2018/wordml" xmlns:w16du="http://schemas.microsoft.com/office/word/2023/wordml/word16du" xmlns:w16sdtdh="http://schemas.microsoft.com/office/word/2020/wordml/sdtdatahash" xmlns:w16sdtfl="http://schemas.microsoft.com/office/word/2024/wordml/sdtformatlock" xmlns:w16se="http://schemas.microsoft.com/office/word/2015/wordml/symex" xmlns:wpg="http://schemas.microsoft.com/office/word/2010/wordprocessingGroup" xmlns:wpi="http://schemas.microsoft.com/office/word/2010/wordprocessingInk" xmlns:wne="http://schemas.microsoft.com/office/word/2006/wordml" xmlns:wps="http://schemas.microsoft.com/office/word/2010/wordprocessingShape" mc:Ignorable="w14 w15 w16se w16cid w16 w16cex w16sdtdh w16sdtfl w16du wp14">
+  <w:p>
+    <w:pPr>
+      <w:pStyle w:val="ab"/>
+    </w:pPr>
     <w:r>
       <w:rPr>
         <w:noProof/>
@@ -17388,7 +17410,7 @@
 </w:hdr>
 </file>
 
-<file path=word/header2.xml><?xml version="1.0" encoding="utf-8"?>
+<file path=word/header3.xml><?xml version="1.0" encoding="utf-8"?>
 <w:hdr xmlns:wpc="http://schemas.microsoft.com/office/word/2010/wordprocessingCanvas" xmlns:cx="http://schemas.microsoft.com/office/drawing/2014/chartex" xmlns:cx1="http://schemas.microsoft.com/office/drawing/2015/9/8/chartex" xmlns:cx2="http://schemas.microsoft.com/office/drawing/2015/10/21/chartex" xmlns:cx3="http://schemas.microsoft.com/office/drawing/2016/5/9/chartex" xmlns:cx4="http://schemas.microsoft.com/office/drawing/2016/5/10/chartex" xmlns:cx5="http://schemas.microsoft.com/office/drawing/2016/5/11/chartex" xmlns:cx6="http://schemas.microsoft.com/office/drawing/2016/5/12/chartex" xmlns:cx7="http://schemas.microsoft.com/office/drawing/2016/5/13/chartex" xmlns:cx8="http://schemas.microsoft.com/office/drawing/2016/5/14/chartex" xmlns:mc="http://schemas.openxmlformats.org/markup-compatibility/2006" xmlns:aink="http://schemas.microsoft.com/office/drawing/2016/ink" xmlns:am3d="http://schemas.microsoft.com/office/drawing/2017/model3d" xmlns:o="urn:schemas-microsoft-com:office:office" xmlns:oel="http://schemas.microsoft.com/office/2019/extlst" xmlns:r="http://schemas.openxmlformats.org/officeDocument/2006/relationships" xmlns:m="http://schemas.openxmlformats.org/officeDocument/2006/math" xmlns:v="urn:schemas-microsoft-com:vml" xmlns:wp14="http://schemas.microsoft.com/office/word/2010/wordprocessingDrawing" xmlns:wp="http://schemas.openxmlformats.org/drawingml/2006/wordprocessingDrawing" xmlns:w10="urn:schemas-microsoft-com:office:word" xmlns:w="http://schemas.openxmlformats.org/wordprocessingml/2006/main" xmlns:w14="http://schemas.microsoft.com/office/word/2010/wordml" xmlns:w15="http://schemas.microsoft.com/office/word/2012/wordml" xmlns:w16cex="http://schemas.microsoft.com/office/word/2018/wordml/cex" xmlns:w16cid="http://schemas.microsoft.com/office/word/2016/wordml/cid" xmlns:w16="http://schemas.microsoft.com/office/word/2018/wordml" xmlns:w16du="http://schemas.microsoft.com/office/word/2023/wordml/word16du" xmlns:w16sdtdh="http://schemas.microsoft.com/office/word/2020/wordml/sdtdatahash" xmlns:w16sdtfl="http://schemas.microsoft.com/office/word/2024/wordml/sdtformatlock" xmlns:w16se="http://schemas.microsoft.com/office/word/2015/wordml/symex" xmlns:wpg="http://schemas.microsoft.com/office/word/2010/wordprocessingGroup" xmlns:wpi="http://schemas.microsoft.com/office/word/2010/wordprocessingInk" xmlns:wne="http://schemas.microsoft.com/office/word/2006/wordml" xmlns:wps="http://schemas.microsoft.com/office/word/2010/wordprocessingShape" mc:Ignorable="w14 w15 w16se w16cid w16 w16cex w16sdtdh w16sdtfl w16du wp14">
   <w:tbl>
     <w:tblPr>
@@ -17446,7 +17468,7 @@
 </w:hdr>
 </file>
 
-<file path=word/header3.xml><?xml version="1.0" encoding="utf-8"?>
+<file path=word/header4.xml><?xml version="1.0" encoding="utf-8"?>
 <w:hdr xmlns:wpc="http://schemas.microsoft.com/office/word/2010/wordprocessingCanvas" xmlns:cx="http://schemas.microsoft.com/office/drawing/2014/chartex" xmlns:cx1="http://schemas.microsoft.com/office/drawing/2015/9/8/chartex" xmlns:cx2="http://schemas.microsoft.com/office/drawing/2015/10/21/chartex" xmlns:cx3="http://schemas.microsoft.com/office/drawing/2016/5/9/chartex" xmlns:cx4="http://schemas.microsoft.com/office/drawing/2016/5/10/chartex" xmlns:cx5="http://schemas.microsoft.com/office/drawing/2016/5/11/chartex" xmlns:cx6="http://schemas.microsoft.com/office/drawing/2016/5/12/chartex" xmlns:cx7="http://schemas.microsoft.com/office/drawing/2016/5/13/chartex" xmlns:cx8="http://schemas.microsoft.com/office/drawing/2016/5/14/chartex" xmlns:mc="http://schemas.openxmlformats.org/markup-compatibility/2006" xmlns:aink="http://schemas.microsoft.com/office/drawing/2016/ink" xmlns:am3d="http://schemas.microsoft.com/office/drawing/2017/model3d" xmlns:o="urn:schemas-microsoft-com:office:office" xmlns:oel="http://schemas.microsoft.com/office/2019/extlst" xmlns:r="http://schemas.openxmlformats.org/officeDocument/2006/relationships" xmlns:m="http://schemas.openxmlformats.org/officeDocument/2006/math" xmlns:v="urn:schemas-microsoft-com:vml" xmlns:wp14="http://schemas.microsoft.com/office/word/2010/wordprocessingDrawing" xmlns:wp="http://schemas.openxmlformats.org/drawingml/2006/wordprocessingDrawing" xmlns:w10="urn:schemas-microsoft-com:office:word" xmlns:w="http://schemas.openxmlformats.org/wordprocessingml/2006/main" xmlns:w14="http://schemas.microsoft.com/office/word/2010/wordml" xmlns:w15="http://schemas.microsoft.com/office/word/2012/wordml" xmlns:w16cex="http://schemas.microsoft.com/office/word/2018/wordml/cex" xmlns:w16cid="http://schemas.microsoft.com/office/word/2016/wordml/cid" xmlns:w16="http://schemas.microsoft.com/office/word/2018/wordml" xmlns:w16du="http://schemas.microsoft.com/office/word/2023/wordml/word16du" xmlns:w16sdtdh="http://schemas.microsoft.com/office/word/2020/wordml/sdtdatahash" xmlns:w16sdtfl="http://schemas.microsoft.com/office/word/2024/wordml/sdtformatlock" xmlns:w16se="http://schemas.microsoft.com/office/word/2015/wordml/symex" xmlns:wpg="http://schemas.microsoft.com/office/word/2010/wordprocessingGroup" xmlns:wpi="http://schemas.microsoft.com/office/word/2010/wordprocessingInk" xmlns:wne="http://schemas.microsoft.com/office/word/2006/wordml" xmlns:wps="http://schemas.microsoft.com/office/word/2010/wordprocessingShape" mc:Ignorable="w14 w15 w16se w16cid w16 w16cex w16sdtdh w16sdtfl w16du wp14">
   <w:p>
     <w:pPr>
@@ -17507,7 +17529,7 @@
 </w:hdr>
 </file>
 
-<file path=word/header4.xml><?xml version="1.0" encoding="utf-8"?>
+<file path=word/header5.xml><?xml version="1.0" encoding="utf-8"?>
 <w:hdr xmlns:wpc="http://schemas.microsoft.com/office/word/2010/wordprocessingCanvas" xmlns:cx="http://schemas.microsoft.com/office/drawing/2014/chartex" xmlns:cx1="http://schemas.microsoft.com/office/drawing/2015/9/8/chartex" xmlns:cx2="http://schemas.microsoft.com/office/drawing/2015/10/21/chartex" xmlns:cx3="http://schemas.microsoft.com/office/drawing/2016/5/9/chartex" xmlns:cx4="http://schemas.microsoft.com/office/drawing/2016/5/10/chartex" xmlns:cx5="http://schemas.microsoft.com/office/drawing/2016/5/11/chartex" xmlns:cx6="http://schemas.microsoft.com/office/drawing/2016/5/12/chartex" xmlns:cx7="http://schemas.microsoft.com/office/drawing/2016/5/13/chartex" xmlns:cx8="http://schemas.microsoft.com/office/drawing/2016/5/14/chartex" xmlns:mc="http://schemas.openxmlformats.org/markup-compatibility/2006" xmlns:aink="http://schemas.microsoft.com/office/drawing/2016/ink" xmlns:am3d="http://schemas.microsoft.com/office/drawing/2017/model3d" xmlns:o="urn:schemas-microsoft-com:office:office" xmlns:oel="http://schemas.microsoft.com/office/2019/extlst" xmlns:r="http://schemas.openxmlformats.org/officeDocument/2006/relationships" xmlns:m="http://schemas.openxmlformats.org/officeDocument/2006/math" xmlns:v="urn:schemas-microsoft-com:vml" xmlns:wp14="http://schemas.microsoft.com/office/word/2010/wordprocessingDrawing" xmlns:wp="http://schemas.openxmlformats.org/drawingml/2006/wordprocessingDrawing" xmlns:w10="urn:schemas-microsoft-com:office:word" xmlns:w="http://schemas.openxmlformats.org/wordprocessingml/2006/main" xmlns:w14="http://schemas.microsoft.com/office/word/2010/wordml" xmlns:w15="http://schemas.microsoft.com/office/word/2012/wordml" xmlns:w16cex="http://schemas.microsoft.com/office/word/2018/wordml/cex" xmlns:w16cid="http://schemas.microsoft.com/office/word/2016/wordml/cid" xmlns:w16="http://schemas.microsoft.com/office/word/2018/wordml" xmlns:w16du="http://schemas.microsoft.com/office/word/2023/wordml/word16du" xmlns:w16sdtdh="http://schemas.microsoft.com/office/word/2020/wordml/sdtdatahash" xmlns:w16sdtfl="http://schemas.microsoft.com/office/word/2024/wordml/sdtformatlock" xmlns:w16se="http://schemas.microsoft.com/office/word/2015/wordml/symex" xmlns:wpg="http://schemas.microsoft.com/office/word/2010/wordprocessingGroup" xmlns:wpi="http://schemas.microsoft.com/office/word/2010/wordprocessingInk" xmlns:wne="http://schemas.microsoft.com/office/word/2006/wordml" xmlns:wps="http://schemas.microsoft.com/office/word/2010/wordprocessingShape" mc:Ignorable="w14 w15 w16se w16cid w16 w16cex w16sdtdh w16sdtfl w16du wp14">
   <w:tbl>
     <w:tblPr>
@@ -21212,6 +21234,10 @@
 </file>
 
 <file path=customXml/item1.xml><?xml version="1.0" encoding="utf-8"?>
+<b:Sources xmlns:b="http://schemas.openxmlformats.org/officeDocument/2006/bibliography" xmlns="http://schemas.openxmlformats.org/officeDocument/2006/bibliography" SelectedStyle="\APA.XSL" StyleName="APA"/>
+</file>
+
+<file path=customXml/item2.xml><?xml version="1.0" encoding="utf-8"?>
 <?mso-contentType ?>
 <FormTemplates xmlns="http://schemas.microsoft.com/sharepoint/v3/contenttype/forms">
   <Display>DocumentLibraryForm</Display>
@@ -21220,13 +21246,13 @@
 </FormTemplates>
 </file>
 
-<file path=customXml/item2.xml><?xml version="1.0" encoding="utf-8"?>
+<file path=customXml/item3.xml><?xml version="1.0" encoding="utf-8"?>
 <p:properties xmlns:p="http://schemas.microsoft.com/office/2006/metadata/properties" xmlns:xsi="http://www.w3.org/2001/XMLSchema-instance" xmlns:pc="http://schemas.microsoft.com/office/infopath/2007/PartnerControls">
   <documentManagement/>
 </p:properties>
 </file>
 
-<file path=customXml/item3.xml><?xml version="1.0" encoding="utf-8"?>
+<file path=customXml/item4.xml><?xml version="1.0" encoding="utf-8"?>
 <ct:contentTypeSchema xmlns:ct="http://schemas.microsoft.com/office/2006/metadata/contentType" xmlns:ma="http://schemas.microsoft.com/office/2006/metadata/properties/metaAttributes" ct:_="" ma:_="" ma:contentTypeName="Documento" ma:contentTypeID="0x010100DC4605E09422954E885190BEAE91315B" ma:contentTypeVersion="7" ma:contentTypeDescription="Crear nuevo documento." ma:contentTypeScope="" ma:versionID="385cca1479246aa9c7e7ca5799fff24b">
   <xsd:schema xmlns:xsd="http://www.w3.org/2001/XMLSchema" xmlns:xs="http://www.w3.org/2001/XMLSchema" xmlns:p="http://schemas.microsoft.com/office/2006/metadata/properties" xmlns:ns3="08b0e0cf-4f32-46a9-9719-4bc0cd4cc607" xmlns:ns4="58ac13d9-b16a-459f-8916-94b458aa600a" targetNamespace="http://schemas.microsoft.com/office/2006/metadata/properties" ma:root="true" ma:fieldsID="6fe30a3bbca70e3159826167a953d9c9" ns3:_="" ns4:_="">
     <xsd:import namespace="08b0e0cf-4f32-46a9-9719-4bc0cd4cc607"/>
@@ -21411,11 +21437,15 @@
 </ct:contentTypeSchema>
 </file>
 
-<file path=customXml/item4.xml><?xml version="1.0" encoding="utf-8"?>
-<b:Sources xmlns:b="http://schemas.openxmlformats.org/officeDocument/2006/bibliography" xmlns="http://schemas.openxmlformats.org/officeDocument/2006/bibliography" SelectedStyle="\APA.XSL" StyleName="APA"/>
+<file path=customXml/itemProps1.xml><?xml version="1.0" encoding="utf-8"?>
+<ds:datastoreItem xmlns:ds="http://schemas.openxmlformats.org/officeDocument/2006/customXml" ds:itemID="{79E6A0B2-D85E-4A03-AF2F-29133B61EED0}">
+  <ds:schemaRefs>
+    <ds:schemaRef ds:uri="http://schemas.openxmlformats.org/officeDocument/2006/bibliography"/>
+  </ds:schemaRefs>
+</ds:datastoreItem>
 </file>
 
-<file path=customXml/itemProps1.xml><?xml version="1.0" encoding="utf-8"?>
+<file path=customXml/itemProps2.xml><?xml version="1.0" encoding="utf-8"?>
 <ds:datastoreItem xmlns:ds="http://schemas.openxmlformats.org/officeDocument/2006/customXml" ds:itemID="{DFA6A5A8-D2CD-49AA-B5A7-68B7C6F5F367}">
   <ds:schemaRefs>
     <ds:schemaRef ds:uri="http://schemas.microsoft.com/sharepoint/v3/contenttype/forms"/>
@@ -21423,7 +21453,7 @@
 </ds:datastoreItem>
 </file>
 
-<file path=customXml/itemProps2.xml><?xml version="1.0" encoding="utf-8"?>
+<file path=customXml/itemProps3.xml><?xml version="1.0" encoding="utf-8"?>
 <ds:datastoreItem xmlns:ds="http://schemas.openxmlformats.org/officeDocument/2006/customXml" ds:itemID="{C2F2FA7D-4BBE-46EE-A934-9F7429438E06}">
   <ds:schemaRefs>
     <ds:schemaRef ds:uri="http://schemas.microsoft.com/office/2006/metadata/properties"/>
@@ -21432,7 +21462,7 @@
 </ds:datastoreItem>
 </file>
 
-<file path=customXml/itemProps3.xml><?xml version="1.0" encoding="utf-8"?>
+<file path=customXml/itemProps4.xml><?xml version="1.0" encoding="utf-8"?>
 <ds:datastoreItem xmlns:ds="http://schemas.openxmlformats.org/officeDocument/2006/customXml" ds:itemID="{9C442242-74FB-45A0-B1FF-383459CB8B79}">
   <ds:schemaRefs>
     <ds:schemaRef ds:uri="http://schemas.microsoft.com/office/2006/metadata/contentType"/>
@@ -21449,12 +21479,4 @@
     <ds:schemaRef ds:uri="http://schemas.microsoft.com/internal/obd"/>
   </ds:schemaRefs>
 </ds:datastoreItem>
-</file>
-
-<file path=customXml/itemProps4.xml><?xml version="1.0" encoding="utf-8"?>
-<ds:datastoreItem xmlns:ds="http://schemas.openxmlformats.org/officeDocument/2006/customXml" ds:itemID="{79E6A0B2-D85E-4A03-AF2F-29133B61EED0}">
-  <ds:schemaRefs>
-    <ds:schemaRef ds:uri="http://schemas.openxmlformats.org/officeDocument/2006/bibliography"/>
-  </ds:schemaRefs>
-</ds:datastoreItem>
 </file>
--- a/RVfpga/RVfpgaEL2/RVfpga_NexysVideo-NoDDR/Labs/Lab12/RVfpga_Lab12_VeeR-EL2_NexysVideo-NoDDR.docx
+++ b/RVfpga/RVfpgaEL2/RVfpga_NexysVideo-NoDDR/Labs/Lab12/RVfpga_Lab12_VeeR-EL2_NexysVideo-NoDDR.docx
@@ -1227,7 +1227,7 @@
           <w:i/>
           <w:iCs/>
         </w:rPr>
-        <w:t>Nexys Video</w:t>
+        <w:t xml:space="preserve">Nexys </w:t>
       </w:r>
       <w:r>
         <w:rPr>
@@ -1235,7 +1235,15 @@
           <w:i/>
           <w:iCs/>
         </w:rPr>
-        <w:t>VideoNoDDRPath]</w:t>
+        <w:t>Video</w:t>
+      </w:r>
+      <w:r>
+        <w:rPr>
+          <w:rFonts w:cs="Arial"/>
+          <w:i/>
+          <w:iCs/>
+        </w:rPr>
+        <w:t>NoDDRPath]</w:t>
       </w:r>
       <w:r>
         <w:rPr>
@@ -4040,10 +4048,10 @@
             <v:path o:extrusionok="f" gradientshapeok="t" o:connecttype="rect"/>
             <o:lock v:ext="edit" aspectratio="t"/>
           </v:shapetype>
-          <v:shape id="_x0000_i1025" type="#_x0000_t75" style="width:452.1pt;height:259.75pt" o:ole="">
+          <v:shape id="_x0000_i1025" type="#_x0000_t75" style="width:452.2pt;height:259.6pt" o:ole="">
             <v:imagedata r:id="rId14" o:title=""/>
           </v:shape>
-          <o:OLEObject Type="Embed" ProgID="Visio.Drawing.15" ShapeID="_x0000_i1025" DrawAspect="Content" ObjectID="_1821806353" r:id="rId15"/>
+          <o:OLEObject Type="Embed" ProgID="Visio.Drawing.15" ShapeID="_x0000_i1025" DrawAspect="Content" ObjectID="_1821815069" r:id="rId15"/>
         </w:object>
       </w:r>
     </w:p>
@@ -6482,10 +6490,10 @@
       </w:pPr>
       <w:r>
         <w:object w:dxaOrig="16080" w:dyaOrig="6610" w14:anchorId="12399436">
-          <v:shape id="_x0000_i1026" type="#_x0000_t75" style="width:823.4pt;height:338.1pt" o:ole="">
+          <v:shape id="_x0000_i1026" type="#_x0000_t75" style="width:823.25pt;height:338.2pt" o:ole="">
             <v:imagedata r:id="rId24" o:title=""/>
           </v:shape>
-          <o:OLEObject Type="Embed" ProgID="Visio.Drawing.15" ShapeID="_x0000_i1026" DrawAspect="Content" ObjectID="_1821806354" r:id="rId25"/>
+          <o:OLEObject Type="Embed" ProgID="Visio.Drawing.15" ShapeID="_x0000_i1026" DrawAspect="Content" ObjectID="_1821815070" r:id="rId25"/>
         </w:object>
       </w:r>
     </w:p>
@@ -8448,7 +8456,7 @@
           <w:i/>
           <w:iCs/>
         </w:rPr>
-        <w:t>Nexys Video</w:t>
+        <w:t xml:space="preserve">Nexys </w:t>
       </w:r>
       <w:r>
         <w:rPr>
@@ -8456,7 +8464,7 @@
           <w:i/>
           <w:iCs/>
         </w:rPr>
-        <w:t>VideoNoDDRPath]</w:t>
+        <w:t>Video</w:t>
       </w:r>
       <w:r>
         <w:rPr>
@@ -8464,7 +8472,7 @@
           <w:i/>
           <w:iCs/>
         </w:rPr>
-        <w:t>/src/</w:t>
+        <w:t>NoDDRPath]</w:t>
       </w:r>
       <w:r>
         <w:rPr>
@@ -8472,7 +8480,7 @@
           <w:i/>
           <w:iCs/>
         </w:rPr>
-        <w:t>VeeRwolf</w:t>
+        <w:t>/src/</w:t>
       </w:r>
       <w:r>
         <w:rPr>
@@ -8480,7 +8488,7 @@
           <w:i/>
           <w:iCs/>
         </w:rPr>
-        <w:t>/</w:t>
+        <w:t>VeeRwolf</w:t>
       </w:r>
       <w:r>
         <w:rPr>
@@ -8488,7 +8496,7 @@
           <w:i/>
           <w:iCs/>
         </w:rPr>
-        <w:t>VeeR_EL2CoreComplex</w:t>
+        <w:t>/</w:t>
       </w:r>
       <w:r>
         <w:rPr>
@@ -8496,125 +8504,7 @@
           <w:i/>
           <w:iCs/>
         </w:rPr>
-        <w:t>/ifu/el2_ifu_aln_ctl.sv</w:t>
-      </w:r>
-      <w:r>
-        <w:rPr>
-          <w:rFonts w:cs="Arial"/>
-          <w:color w:val="00000A"/>
-        </w:rPr>
-        <w:t>).</w:t>
-      </w:r>
-    </w:p>
-    <w:p>
-      <w:pPr>
-        <w:rPr>
-          <w:rFonts w:cs="Arial"/>
-          <w:b/>
-          <w:bCs/>
-          <w:color w:val="00000A"/>
-          <w:u w:val="single"/>
-        </w:rPr>
-      </w:pPr>
-    </w:p>
-    <w:p>
-      <w:pPr>
-        <w:rPr>
-          <w:rFonts w:cs="Arial"/>
-          <w:b/>
-          <w:bCs/>
-          <w:color w:val="00000A"/>
-          <w:u w:val="single"/>
-        </w:rPr>
-      </w:pPr>
-    </w:p>
-    <w:p>
-      <w:pPr>
-        <w:rPr>
-          <w:rFonts w:cs="Arial"/>
-          <w:bCs/>
-          <w:color w:val="00000A"/>
-        </w:rPr>
-      </w:pPr>
-      <w:r>
-        <w:rPr>
-          <w:rFonts w:cs="Arial"/>
-          <w:b/>
-          <w:bCs/>
-          <w:color w:val="00000A"/>
-          <w:u w:val="single"/>
-        </w:rPr>
-        <w:t>Decode the instruction and generate control signals</w:t>
-      </w:r>
-      <w:r>
-        <w:rPr>
-          <w:rFonts w:cs="Arial"/>
-        </w:rPr>
-        <w:t>:</w:t>
-      </w:r>
-    </w:p>
-    <w:p>
-      <w:pPr>
-        <w:rPr>
-          <w:rFonts w:cs="Arial"/>
-          <w:bCs/>
-          <w:color w:val="00000A"/>
-        </w:rPr>
-      </w:pPr>
-    </w:p>
-    <w:p>
-      <w:pPr>
-        <w:rPr>
-          <w:rFonts w:cs="Arial"/>
-        </w:rPr>
-      </w:pPr>
-      <w:r>
-        <w:rPr>
-          <w:rFonts w:cs="Arial"/>
-        </w:rPr>
-        <w:t xml:space="preserve">As explained in </w:t>
-      </w:r>
-      <w:r>
-        <w:rPr>
-          <w:rFonts w:cs="Arial"/>
-        </w:rPr>
-        <w:t>Section 2.C.</w:t>
-      </w:r>
-      <w:r>
-        <w:rPr>
-          <w:rFonts w:cs="Arial"/>
-        </w:rPr>
-        <w:t>i</w:t>
-      </w:r>
-      <w:r>
-        <w:rPr>
-          <w:rFonts w:cs="Arial"/>
-        </w:rPr>
-        <w:t>i of Lab 11</w:t>
-      </w:r>
-      <w:r>
-        <w:rPr>
-          <w:rFonts w:cs="Arial"/>
-        </w:rPr>
-        <w:t xml:space="preserve">, several </w:t>
-      </w:r>
-      <w:r>
-        <w:rPr>
-          <w:rFonts w:cs="Arial"/>
-        </w:rPr>
-        <w:t xml:space="preserve">structures </w:t>
-      </w:r>
-      <w:r>
-        <w:rPr>
-          <w:rFonts w:cs="Arial"/>
-        </w:rPr>
-        <w:t xml:space="preserve">are </w:t>
-      </w:r>
-      <w:r>
-        <w:rPr>
-          <w:rFonts w:cs="Arial"/>
-        </w:rPr>
-        <w:t xml:space="preserve">defined at </w:t>
+        <w:t>VeeR_EL2CoreComplex</w:t>
       </w:r>
       <w:r>
         <w:rPr>
@@ -8622,7 +8512,125 @@
           <w:i/>
           <w:iCs/>
         </w:rPr>
-        <w:t>[RVfpgaEL2</w:t>
+        <w:t>/ifu/el2_ifu_aln_ctl.sv</w:t>
+      </w:r>
+      <w:r>
+        <w:rPr>
+          <w:rFonts w:cs="Arial"/>
+          <w:color w:val="00000A"/>
+        </w:rPr>
+        <w:t>).</w:t>
+      </w:r>
+    </w:p>
+    <w:p>
+      <w:pPr>
+        <w:rPr>
+          <w:rFonts w:cs="Arial"/>
+          <w:b/>
+          <w:bCs/>
+          <w:color w:val="00000A"/>
+          <w:u w:val="single"/>
+        </w:rPr>
+      </w:pPr>
+    </w:p>
+    <w:p>
+      <w:pPr>
+        <w:rPr>
+          <w:rFonts w:cs="Arial"/>
+          <w:b/>
+          <w:bCs/>
+          <w:color w:val="00000A"/>
+          <w:u w:val="single"/>
+        </w:rPr>
+      </w:pPr>
+    </w:p>
+    <w:p>
+      <w:pPr>
+        <w:rPr>
+          <w:rFonts w:cs="Arial"/>
+          <w:bCs/>
+          <w:color w:val="00000A"/>
+        </w:rPr>
+      </w:pPr>
+      <w:r>
+        <w:rPr>
+          <w:rFonts w:cs="Arial"/>
+          <w:b/>
+          <w:bCs/>
+          <w:color w:val="00000A"/>
+          <w:u w:val="single"/>
+        </w:rPr>
+        <w:t>Decode the instruction and generate control signals</w:t>
+      </w:r>
+      <w:r>
+        <w:rPr>
+          <w:rFonts w:cs="Arial"/>
+        </w:rPr>
+        <w:t>:</w:t>
+      </w:r>
+    </w:p>
+    <w:p>
+      <w:pPr>
+        <w:rPr>
+          <w:rFonts w:cs="Arial"/>
+          <w:bCs/>
+          <w:color w:val="00000A"/>
+        </w:rPr>
+      </w:pPr>
+    </w:p>
+    <w:p>
+      <w:pPr>
+        <w:rPr>
+          <w:rFonts w:cs="Arial"/>
+        </w:rPr>
+      </w:pPr>
+      <w:r>
+        <w:rPr>
+          <w:rFonts w:cs="Arial"/>
+        </w:rPr>
+        <w:t xml:space="preserve">As explained in </w:t>
+      </w:r>
+      <w:r>
+        <w:rPr>
+          <w:rFonts w:cs="Arial"/>
+        </w:rPr>
+        <w:t>Section 2.C.</w:t>
+      </w:r>
+      <w:r>
+        <w:rPr>
+          <w:rFonts w:cs="Arial"/>
+        </w:rPr>
+        <w:t>i</w:t>
+      </w:r>
+      <w:r>
+        <w:rPr>
+          <w:rFonts w:cs="Arial"/>
+        </w:rPr>
+        <w:t>i of Lab 11</w:t>
+      </w:r>
+      <w:r>
+        <w:rPr>
+          <w:rFonts w:cs="Arial"/>
+        </w:rPr>
+        <w:t xml:space="preserve">, several </w:t>
+      </w:r>
+      <w:r>
+        <w:rPr>
+          <w:rFonts w:cs="Arial"/>
+        </w:rPr>
+        <w:t xml:space="preserve">structures </w:t>
+      </w:r>
+      <w:r>
+        <w:rPr>
+          <w:rFonts w:cs="Arial"/>
+        </w:rPr>
+        <w:t xml:space="preserve">are </w:t>
+      </w:r>
+      <w:r>
+        <w:rPr>
+          <w:rFonts w:cs="Arial"/>
+        </w:rPr>
+        <w:t xml:space="preserve">defined at </w:t>
       </w:r>
       <w:r>
         <w:rPr>
@@ -8630,7 +8638,7 @@
           <w:i/>
           <w:iCs/>
         </w:rPr>
-        <w:t>Nexys Video</w:t>
+        <w:t>[RVfpgaEL2</w:t>
       </w:r>
       <w:r>
         <w:rPr>
@@ -8638,7 +8646,23 @@
           <w:i/>
           <w:iCs/>
         </w:rPr>
-        <w:t>VideoNoDDRPath]</w:t>
+        <w:t xml:space="preserve">Nexys </w:t>
+      </w:r>
+      <w:r>
+        <w:rPr>
+          <w:rFonts w:cs="Arial"/>
+          <w:i/>
+          <w:iCs/>
+        </w:rPr>
+        <w:t>Video</w:t>
+      </w:r>
+      <w:r>
+        <w:rPr>
+          <w:rFonts w:cs="Arial"/>
+          <w:i/>
+          <w:iCs/>
+        </w:rPr>
+        <w:t>NoDDRPath]</w:t>
       </w:r>
       <w:r>
         <w:rPr>
@@ -8835,7 +8859,7 @@
           <w:lang w:val="es-ES" w:eastAsia="es-ES"/>
         </w:rPr>
         <w:drawing>
-          <wp:inline distT="0" distB="0" distL="0" distR="0" wp14:anchorId="49D8975C" wp14:editId="40E4D08B">
+          <wp:inline distT="0" distB="0" distL="0" distR="0" wp14:anchorId="49D8975C" wp14:editId="15CC42D9">
             <wp:extent cx="1407266" cy="3377438"/>
             <wp:effectExtent l="0" t="0" r="2540" b="0"/>
             <wp:docPr id="141556415" name="Picture 2" descr="A picture containing background pattern&#10;&#10;Description automatically generated"/>
@@ -12107,7 +12131,7 @@
           <w:i/>
           <w:iCs/>
         </w:rPr>
-        <w:t>Nexys Video</w:t>
+        <w:t xml:space="preserve">Nexys </w:t>
       </w:r>
       <w:r>
         <w:rPr>
@@ -12115,7 +12139,15 @@
           <w:i/>
           <w:iCs/>
         </w:rPr>
-        <w:t>VideoNoDDRPath]</w:t>
+        <w:t>Video</w:t>
+      </w:r>
+      <w:r>
+        <w:rPr>
+          <w:rFonts w:cs="Arial"/>
+          <w:i/>
+          <w:iCs/>
+        </w:rPr>
+        <w:t>NoDDRPath]</w:t>
       </w:r>
       <w:r>
         <w:rPr>
@@ -12902,7 +12934,7 @@
           <w:i/>
           <w:iCs/>
         </w:rPr>
-        <w:t>Nexys Video</w:t>
+        <w:t xml:space="preserve">Nexys </w:t>
       </w:r>
       <w:r>
         <w:rPr>
@@ -12910,7 +12942,7 @@
           <w:i/>
           <w:iCs/>
         </w:rPr>
-        <w:t>VideoNoDDRPath]</w:t>
+        <w:t>Video</w:t>
       </w:r>
       <w:r>
         <w:rPr>
@@ -12918,7 +12950,7 @@
           <w:i/>
           <w:iCs/>
         </w:rPr>
-        <w:t>/src/</w:t>
+        <w:t>NoDDRPath]</w:t>
       </w:r>
       <w:r>
         <w:rPr>
@@ -12926,7 +12958,7 @@
           <w:i/>
           <w:iCs/>
         </w:rPr>
-        <w:t>VeeRwolf</w:t>
+        <w:t>/src/</w:t>
       </w:r>
       <w:r>
         <w:rPr>
@@ -12934,7 +12966,7 @@
           <w:i/>
           <w:iCs/>
         </w:rPr>
-        <w:t>/</w:t>
+        <w:t>VeeRwolf</w:t>
       </w:r>
       <w:r>
         <w:rPr>
@@ -12942,7 +12974,7 @@
           <w:i/>
           <w:iCs/>
         </w:rPr>
-        <w:t>VeeR_EL2CoreComplex</w:t>
+        <w:t>/</w:t>
       </w:r>
       <w:r>
         <w:rPr>
@@ -12950,7 +12982,7 @@
           <w:i/>
           <w:iCs/>
         </w:rPr>
-        <w:t>/exu/</w:t>
+        <w:t>VeeR_EL2CoreComplex</w:t>
       </w:r>
       <w:r>
         <w:rPr>
@@ -12958,7 +12990,7 @@
           <w:i/>
           <w:iCs/>
         </w:rPr>
-        <w:t>el2_</w:t>
+        <w:t>/exu/</w:t>
       </w:r>
       <w:r>
         <w:rPr>
@@ -12966,6 +12998,14 @@
           <w:i/>
           <w:iCs/>
         </w:rPr>
+        <w:t>el2_</w:t>
+      </w:r>
+      <w:r>
+        <w:rPr>
+          <w:rFonts w:cs="Arial"/>
+          <w:i/>
+          <w:iCs/>
+        </w:rPr>
         <w:t>exu_alu_ctl.sv</w:t>
       </w:r>
       <w:r>
@@ -13049,7 +13089,7 @@
           <w:i/>
           <w:iCs/>
         </w:rPr>
-        <w:t>Nexys Video</w:t>
+        <w:t xml:space="preserve">Nexys </w:t>
       </w:r>
       <w:r>
         <w:rPr>
@@ -13057,7 +13097,15 @@
           <w:i/>
           <w:iCs/>
         </w:rPr>
-        <w:t>VideoNoDDRPath]</w:t>
+        <w:t>Video</w:t>
+      </w:r>
+      <w:r>
+        <w:rPr>
+          <w:rFonts w:cs="Arial"/>
+          <w:i/>
+          <w:iCs/>
+        </w:rPr>
+        <w:t>NoDDRPath]</w:t>
       </w:r>
       <w:r>
         <w:rPr>
@@ -21238,21 +21286,6 @@
 </file>
 
 <file path=customXml/item2.xml><?xml version="1.0" encoding="utf-8"?>
-<?mso-contentType ?>
-<FormTemplates xmlns="http://schemas.microsoft.com/sharepoint/v3/contenttype/forms">
-  <Display>DocumentLibraryForm</Display>
-  <Edit>DocumentLibraryForm</Edit>
-  <New>DocumentLibraryForm</New>
-</FormTemplates>
-</file>
-
-<file path=customXml/item3.xml><?xml version="1.0" encoding="utf-8"?>
-<p:properties xmlns:p="http://schemas.microsoft.com/office/2006/metadata/properties" xmlns:xsi="http://www.w3.org/2001/XMLSchema-instance" xmlns:pc="http://schemas.microsoft.com/office/infopath/2007/PartnerControls">
-  <documentManagement/>
-</p:properties>
-</file>
-
-<file path=customXml/item4.xml><?xml version="1.0" encoding="utf-8"?>
 <ct:contentTypeSchema xmlns:ct="http://schemas.microsoft.com/office/2006/metadata/contentType" xmlns:ma="http://schemas.microsoft.com/office/2006/metadata/properties/metaAttributes" ct:_="" ma:_="" ma:contentTypeName="Documento" ma:contentTypeID="0x010100DC4605E09422954E885190BEAE91315B" ma:contentTypeVersion="7" ma:contentTypeDescription="Crear nuevo documento." ma:contentTypeScope="" ma:versionID="385cca1479246aa9c7e7ca5799fff24b">
   <xsd:schema xmlns:xsd="http://www.w3.org/2001/XMLSchema" xmlns:xs="http://www.w3.org/2001/XMLSchema" xmlns:p="http://schemas.microsoft.com/office/2006/metadata/properties" xmlns:ns3="08b0e0cf-4f32-46a9-9719-4bc0cd4cc607" xmlns:ns4="58ac13d9-b16a-459f-8916-94b458aa600a" targetNamespace="http://schemas.microsoft.com/office/2006/metadata/properties" ma:root="true" ma:fieldsID="6fe30a3bbca70e3159826167a953d9c9" ns3:_="" ns4:_="">
     <xsd:import namespace="08b0e0cf-4f32-46a9-9719-4bc0cd4cc607"/>
@@ -21437,6 +21470,21 @@
 </ct:contentTypeSchema>
 </file>
 
+<file path=customXml/item3.xml><?xml version="1.0" encoding="utf-8"?>
+<p:properties xmlns:p="http://schemas.microsoft.com/office/2006/metadata/properties" xmlns:xsi="http://www.w3.org/2001/XMLSchema-instance" xmlns:pc="http://schemas.microsoft.com/office/infopath/2007/PartnerControls">
+  <documentManagement/>
+</p:properties>
+</file>
+
+<file path=customXml/item4.xml><?xml version="1.0" encoding="utf-8"?>
+<?mso-contentType ?>
+<FormTemplates xmlns="http://schemas.microsoft.com/sharepoint/v3/contenttype/forms">
+  <Display>DocumentLibraryForm</Display>
+  <Edit>DocumentLibraryForm</Edit>
+  <New>DocumentLibraryForm</New>
+</FormTemplates>
+</file>
+
 <file path=customXml/itemProps1.xml><?xml version="1.0" encoding="utf-8"?>
 <ds:datastoreItem xmlns:ds="http://schemas.openxmlformats.org/officeDocument/2006/customXml" ds:itemID="{79E6A0B2-D85E-4A03-AF2F-29133B61EED0}">
   <ds:schemaRefs>
@@ -21446,23 +21494,6 @@
 </file>
 
 <file path=customXml/itemProps2.xml><?xml version="1.0" encoding="utf-8"?>
-<ds:datastoreItem xmlns:ds="http://schemas.openxmlformats.org/officeDocument/2006/customXml" ds:itemID="{DFA6A5A8-D2CD-49AA-B5A7-68B7C6F5F367}">
-  <ds:schemaRefs>
-    <ds:schemaRef ds:uri="http://schemas.microsoft.com/sharepoint/v3/contenttype/forms"/>
-  </ds:schemaRefs>
-</ds:datastoreItem>
-</file>
-
-<file path=customXml/itemProps3.xml><?xml version="1.0" encoding="utf-8"?>
-<ds:datastoreItem xmlns:ds="http://schemas.openxmlformats.org/officeDocument/2006/customXml" ds:itemID="{C2F2FA7D-4BBE-46EE-A934-9F7429438E06}">
-  <ds:schemaRefs>
-    <ds:schemaRef ds:uri="http://schemas.microsoft.com/office/2006/metadata/properties"/>
-    <ds:schemaRef ds:uri="http://schemas.microsoft.com/office/infopath/2007/PartnerControls"/>
-  </ds:schemaRefs>
-</ds:datastoreItem>
-</file>
-
-<file path=customXml/itemProps4.xml><?xml version="1.0" encoding="utf-8"?>
 <ds:datastoreItem xmlns:ds="http://schemas.openxmlformats.org/officeDocument/2006/customXml" ds:itemID="{9C442242-74FB-45A0-B1FF-383459CB8B79}">
   <ds:schemaRefs>
     <ds:schemaRef ds:uri="http://schemas.microsoft.com/office/2006/metadata/contentType"/>
@@ -21479,4 +21510,21 @@
     <ds:schemaRef ds:uri="http://schemas.microsoft.com/internal/obd"/>
   </ds:schemaRefs>
 </ds:datastoreItem>
+</file>
+
+<file path=customXml/itemProps3.xml><?xml version="1.0" encoding="utf-8"?>
+<ds:datastoreItem xmlns:ds="http://schemas.openxmlformats.org/officeDocument/2006/customXml" ds:itemID="{C2F2FA7D-4BBE-46EE-A934-9F7429438E06}">
+  <ds:schemaRefs>
+    <ds:schemaRef ds:uri="http://schemas.microsoft.com/office/2006/metadata/properties"/>
+    <ds:schemaRef ds:uri="http://schemas.microsoft.com/office/infopath/2007/PartnerControls"/>
+  </ds:schemaRefs>
+</ds:datastoreItem>
+</file>
+
+<file path=customXml/itemProps4.xml><?xml version="1.0" encoding="utf-8"?>
+<ds:datastoreItem xmlns:ds="http://schemas.openxmlformats.org/officeDocument/2006/customXml" ds:itemID="{DFA6A5A8-D2CD-49AA-B5A7-68B7C6F5F367}">
+  <ds:schemaRefs>
+    <ds:schemaRef ds:uri="http://schemas.microsoft.com/sharepoint/v3/contenttype/forms"/>
+  </ds:schemaRefs>
+</ds:datastoreItem>
 </file>
--- a/RVfpga/RVfpgaEL2/RVfpga_NexysVideo-NoDDR/Labs/Lab12/RVfpga_Lab12_VeeR-EL2_NexysVideo-NoDDR.docx
+++ b/RVfpga/RVfpgaEL2/RVfpga_NexysVideo-NoDDR/Labs/Lab12/RVfpga_Lab12_VeeR-EL2_NexysVideo-NoDDR.docx
@@ -4048,10 +4048,10 @@
             <v:path o:extrusionok="f" gradientshapeok="t" o:connecttype="rect"/>
             <o:lock v:ext="edit" aspectratio="t"/>
           </v:shapetype>
-          <v:shape id="_x0000_i1025" type="#_x0000_t75" style="width:452.2pt;height:259.6pt" o:ole="">
+          <v:shape id="_x0000_i1025" type="#_x0000_t75" style="width:452.1pt;height:259.75pt" o:ole="">
             <v:imagedata r:id="rId14" o:title=""/>
           </v:shape>
-          <o:OLEObject Type="Embed" ProgID="Visio.Drawing.15" ShapeID="_x0000_i1025" DrawAspect="Content" ObjectID="_1821815069" r:id="rId15"/>
+          <o:OLEObject Type="Embed" ProgID="Visio.Drawing.15" ShapeID="_x0000_i1025" DrawAspect="Content" ObjectID="_1821824005" r:id="rId15"/>
         </w:object>
       </w:r>
     </w:p>
@@ -5245,7 +5245,14 @@
         <w:rPr>
           <w:rFonts w:cs="Arial"/>
         </w:rPr>
-        <w:t xml:space="preserve"> into register </w:t>
+        <w:t xml:space="preserve"> into </w:t>
+      </w:r>
+      <w:r>
+        <w:rPr>
+          <w:rFonts w:cs="Arial"/>
+        </w:rPr>
+        <w:lastRenderedPageBreak/>
+        <w:t xml:space="preserve">register </w:t>
       </w:r>
       <w:r>
         <w:rPr>
@@ -6465,12 +6472,10 @@
           <w:rFonts w:cs="Arial"/>
         </w:rPr>
         <w:sectPr>
-          <w:headerReference w:type="even" r:id="rId18"/>
-          <w:headerReference w:type="default" r:id="rId19"/>
-          <w:footerReference w:type="even" r:id="rId20"/>
-          <w:footerReference w:type="default" r:id="rId21"/>
-          <w:headerReference w:type="first" r:id="rId22"/>
-          <w:footerReference w:type="first" r:id="rId23"/>
+          <w:headerReference w:type="default" r:id="rId18"/>
+          <w:footerReference w:type="default" r:id="rId19"/>
+          <w:headerReference w:type="first" r:id="rId20"/>
+          <w:footerReference w:type="first" r:id="rId21"/>
           <w:pgSz w:w="11906" w:h="16838"/>
           <w:pgMar w:top="1800" w:right="1440" w:bottom="1440" w:left="1418" w:header="706" w:footer="389" w:gutter="0"/>
           <w:cols w:space="720"/>
@@ -6490,10 +6495,10 @@
       </w:pPr>
       <w:r>
         <w:object w:dxaOrig="16080" w:dyaOrig="6610" w14:anchorId="12399436">
-          <v:shape id="_x0000_i1026" type="#_x0000_t75" style="width:823.25pt;height:338.2pt" o:ole="">
-            <v:imagedata r:id="rId24" o:title=""/>
+          <v:shape id="_x0000_i1026" type="#_x0000_t75" style="width:823.4pt;height:338.1pt" o:ole="">
+            <v:imagedata r:id="rId22" o:title=""/>
           </v:shape>
-          <o:OLEObject Type="Embed" ProgID="Visio.Drawing.15" ShapeID="_x0000_i1026" DrawAspect="Content" ObjectID="_1821815070" r:id="rId25"/>
+          <o:OLEObject Type="Embed" ProgID="Visio.Drawing.15" ShapeID="_x0000_i1026" DrawAspect="Content" ObjectID="_1821824006" r:id="rId23"/>
         </w:object>
       </w:r>
     </w:p>
@@ -7283,7 +7288,7 @@
                     <pic:cNvPicPr/>
                   </pic:nvPicPr>
                   <pic:blipFill>
-                    <a:blip r:embed="rId26">
+                    <a:blip r:embed="rId24">
                       <a:extLst>
                         <a:ext uri="{28A0092B-C50C-407E-A947-70E740481C1C}">
                           <a14:useLocalDpi xmlns:a14="http://schemas.microsoft.com/office/drawing/2010/main" val="0"/>
@@ -7728,6 +7733,7 @@
           <w:bCs/>
           <w:color w:val="00000A"/>
         </w:rPr>
+        <w:lastRenderedPageBreak/>
         <w:t>Perform</w:t>
       </w:r>
       <w:r>
@@ -8858,8 +8864,9 @@
           <w:noProof/>
           <w:lang w:val="es-ES" w:eastAsia="es-ES"/>
         </w:rPr>
+        <w:lastRenderedPageBreak/>
         <w:drawing>
-          <wp:inline distT="0" distB="0" distL="0" distR="0" wp14:anchorId="49D8975C" wp14:editId="15CC42D9">
+          <wp:inline distT="0" distB="0" distL="0" distR="0" wp14:anchorId="49D8975C" wp14:editId="57D2FFF5">
             <wp:extent cx="1407266" cy="3377438"/>
             <wp:effectExtent l="0" t="0" r="2540" b="0"/>
             <wp:docPr id="141556415" name="Picture 2" descr="A picture containing background pattern&#10;&#10;Description automatically generated"/>
@@ -8874,7 +8881,7 @@
                     <pic:cNvPicPr/>
                   </pic:nvPicPr>
                   <pic:blipFill>
-                    <a:blip r:embed="rId27" cstate="print">
+                    <a:blip r:embed="rId25" cstate="print">
                       <a:extLst>
                         <a:ext uri="{28A0092B-C50C-407E-A947-70E740481C1C}">
                           <a14:useLocalDpi xmlns:a14="http://schemas.microsoft.com/office/drawing/2010/main" val="0"/>
@@ -9236,7 +9243,7 @@
                     <pic:cNvPicPr/>
                   </pic:nvPicPr>
                   <pic:blipFill>
-                    <a:blip r:embed="rId28">
+                    <a:blip r:embed="rId26">
                       <a:extLst>
                         <a:ext uri="{28A0092B-C50C-407E-A947-70E740481C1C}">
                           <a14:useLocalDpi xmlns:a14="http://schemas.microsoft.com/office/drawing/2010/main" val="0"/>
@@ -12252,6 +12259,7 @@
           <w:rFonts w:ascii="Courier New" w:hAnsi="Courier New" w:cs="Courier New"/>
           <w:color w:val="00000A"/>
         </w:rPr>
+        <w:lastRenderedPageBreak/>
         <w:t>dec_i0_alu_decode_d</w:t>
       </w:r>
       <w:r>
@@ -13354,7 +13362,7 @@
                     <pic:cNvPicPr/>
                   </pic:nvPicPr>
                   <pic:blipFill>
-                    <a:blip r:embed="rId29" cstate="print">
+                    <a:blip r:embed="rId27" cstate="print">
                       <a:extLst>
                         <a:ext uri="{28A0092B-C50C-407E-A947-70E740481C1C}">
                           <a14:useLocalDpi xmlns:a14="http://schemas.microsoft.com/office/drawing/2010/main" val="0"/>
@@ -13400,6 +13408,7 @@
           <w:noProof/>
           <w:lang w:val="es-ES" w:eastAsia="es-ES"/>
         </w:rPr>
+        <w:lastRenderedPageBreak/>
         <w:drawing>
           <wp:inline distT="0" distB="0" distL="0" distR="0" wp14:anchorId="3B368816" wp14:editId="360F945A">
             <wp:extent cx="4445228" cy="2635385"/>
@@ -13416,7 +13425,7 @@
                     <pic:cNvPicPr/>
                   </pic:nvPicPr>
                   <pic:blipFill>
-                    <a:blip r:embed="rId30"/>
+                    <a:blip r:embed="rId28"/>
                     <a:stretch>
                       <a:fillRect/>
                     </a:stretch>
@@ -14089,7 +14098,7 @@
                     <pic:cNvPicPr/>
                   </pic:nvPicPr>
                   <pic:blipFill>
-                    <a:blip r:embed="rId31">
+                    <a:blip r:embed="rId29">
                       <a:extLst>
                         <a:ext uri="{28A0092B-C50C-407E-A947-70E740481C1C}">
                           <a14:useLocalDpi xmlns:a14="http://schemas.microsoft.com/office/drawing/2010/main" val="0"/>
@@ -14631,6 +14640,7 @@
           <w:noProof/>
           <w:lang w:val="es-ES" w:eastAsia="es-ES"/>
         </w:rPr>
+        <w:lastRenderedPageBreak/>
         <w:drawing>
           <wp:inline distT="0" distB="0" distL="0" distR="0" wp14:anchorId="2DD9AF2C" wp14:editId="4A347B95">
             <wp:extent cx="5731510" cy="1434465"/>
@@ -14647,7 +14657,7 @@
                     <pic:cNvPicPr/>
                   </pic:nvPicPr>
                   <pic:blipFill>
-                    <a:blip r:embed="rId32">
+                    <a:blip r:embed="rId30">
                       <a:extLst>
                         <a:ext uri="{28A0092B-C50C-407E-A947-70E740481C1C}">
                           <a14:useLocalDpi xmlns:a14="http://schemas.microsoft.com/office/drawing/2010/main" val="0"/>
@@ -15991,6 +16001,7 @@
           <w:i/>
           <w:iCs/>
         </w:rPr>
+        <w:lastRenderedPageBreak/>
         <w:t>set</w:t>
       </w:r>
       <w:r>
@@ -16697,10 +16708,10 @@
       </w:r>
     </w:p>
     <w:sectPr>
-      <w:headerReference w:type="default" r:id="rId33"/>
-      <w:footerReference w:type="default" r:id="rId34"/>
-      <w:headerReference w:type="first" r:id="rId35"/>
-      <w:footerReference w:type="first" r:id="rId36"/>
+      <w:headerReference w:type="default" r:id="rId31"/>
+      <w:footerReference w:type="default" r:id="rId32"/>
+      <w:headerReference w:type="first" r:id="rId33"/>
+      <w:footerReference w:type="first" r:id="rId34"/>
       <w:pgSz w:w="11906" w:h="16838"/>
       <w:pgMar w:top="1800" w:right="1440" w:bottom="1440" w:left="1440" w:header="706" w:footer="389" w:gutter="0"/>
       <w:cols w:space="720"/>
@@ -16735,16 +16746,6 @@
 </file>
 
 <file path=word/footer1.xml><?xml version="1.0" encoding="utf-8"?>
-<w:ftr xmlns:wpc="http://schemas.microsoft.com/office/word/2010/wordprocessingCanvas" xmlns:cx="http://schemas.microsoft.com/office/drawing/2014/chartex" xmlns:cx1="http://schemas.microsoft.com/office/drawing/2015/9/8/chartex" xmlns:cx2="http://schemas.microsoft.com/office/drawing/2015/10/21/chartex" xmlns:cx3="http://schemas.microsoft.com/office/drawing/2016/5/9/chartex" xmlns:cx4="http://schemas.microsoft.com/office/drawing/2016/5/10/chartex" xmlns:cx5="http://schemas.microsoft.com/office/drawing/2016/5/11/chartex" xmlns:cx6="http://schemas.microsoft.com/office/drawing/2016/5/12/chartex" xmlns:cx7="http://schemas.microsoft.com/office/drawing/2016/5/13/chartex" xmlns:cx8="http://schemas.microsoft.com/office/drawing/2016/5/14/chartex" xmlns:mc="http://schemas.openxmlformats.org/markup-compatibility/2006" xmlns:aink="http://schemas.microsoft.com/office/drawing/2016/ink" xmlns:am3d="http://schemas.microsoft.com/office/drawing/2017/model3d" xmlns:o="urn:schemas-microsoft-com:office:office" xmlns:oel="http://schemas.microsoft.com/office/2019/extlst" xmlns:r="http://schemas.openxmlformats.org/officeDocument/2006/relationships" xmlns:m="http://schemas.openxmlformats.org/officeDocument/2006/math" xmlns:v="urn:schemas-microsoft-com:vml" xmlns:wp14="http://schemas.microsoft.com/office/word/2010/wordprocessingDrawing" xmlns:wp="http://schemas.openxmlformats.org/drawingml/2006/wordprocessingDrawing" xmlns:w10="urn:schemas-microsoft-com:office:word" xmlns:w="http://schemas.openxmlformats.org/wordprocessingml/2006/main" xmlns:w14="http://schemas.microsoft.com/office/word/2010/wordml" xmlns:w15="http://schemas.microsoft.com/office/word/2012/wordml" xmlns:w16cex="http://schemas.microsoft.com/office/word/2018/wordml/cex" xmlns:w16cid="http://schemas.microsoft.com/office/word/2016/wordml/cid" xmlns:w16="http://schemas.microsoft.com/office/word/2018/wordml" xmlns:w16du="http://schemas.microsoft.com/office/word/2023/wordml/word16du" xmlns:w16sdtdh="http://schemas.microsoft.com/office/word/2020/wordml/sdtdatahash" xmlns:w16sdtfl="http://schemas.microsoft.com/office/word/2024/wordml/sdtformatlock" xmlns:w16se="http://schemas.microsoft.com/office/word/2015/wordml/symex" xmlns:wpg="http://schemas.microsoft.com/office/word/2010/wordprocessingGroup" xmlns:wpi="http://schemas.microsoft.com/office/word/2010/wordprocessingInk" xmlns:wne="http://schemas.microsoft.com/office/word/2006/wordml" xmlns:wps="http://schemas.microsoft.com/office/word/2010/wordprocessingShape" mc:Ignorable="w14 w15 w16se w16cid w16 w16cex w16sdtdh w16sdtfl w16du wp14">
-  <w:p>
-    <w:pPr>
-      <w:pStyle w:val="a9"/>
-    </w:pPr>
-  </w:p>
-</w:ftr>
-</file>
-
-<file path=word/footer2.xml><?xml version="1.0" encoding="utf-8"?>
 <w:ftr xmlns:wpc="http://schemas.microsoft.com/office/word/2010/wordprocessingCanvas" xmlns:cx="http://schemas.microsoft.com/office/drawing/2014/chartex" xmlns:cx1="http://schemas.microsoft.com/office/drawing/2015/9/8/chartex" xmlns:cx2="http://schemas.microsoft.com/office/drawing/2015/10/21/chartex" xmlns:cx3="http://schemas.microsoft.com/office/drawing/2016/5/9/chartex" xmlns:cx4="http://schemas.microsoft.com/office/drawing/2016/5/10/chartex" xmlns:cx5="http://schemas.microsoft.com/office/drawing/2016/5/11/chartex" xmlns:cx6="http://schemas.microsoft.com/office/drawing/2016/5/12/chartex" xmlns:cx7="http://schemas.microsoft.com/office/drawing/2016/5/13/chartex" xmlns:cx8="http://schemas.microsoft.com/office/drawing/2016/5/14/chartex" xmlns:mc="http://schemas.openxmlformats.org/markup-compatibility/2006" xmlns:aink="http://schemas.microsoft.com/office/drawing/2016/ink" xmlns:am3d="http://schemas.microsoft.com/office/drawing/2017/model3d" xmlns:o="urn:schemas-microsoft-com:office:office" xmlns:oel="http://schemas.microsoft.com/office/2019/extlst" xmlns:r="http://schemas.openxmlformats.org/officeDocument/2006/relationships" xmlns:m="http://schemas.openxmlformats.org/officeDocument/2006/math" xmlns:v="urn:schemas-microsoft-com:vml" xmlns:wp14="http://schemas.microsoft.com/office/word/2010/wordprocessingDrawing" xmlns:wp="http://schemas.openxmlformats.org/drawingml/2006/wordprocessingDrawing" xmlns:w10="urn:schemas-microsoft-com:office:word" xmlns:w="http://schemas.openxmlformats.org/wordprocessingml/2006/main" xmlns:w14="http://schemas.microsoft.com/office/word/2010/wordml" xmlns:w15="http://schemas.microsoft.com/office/word/2012/wordml" xmlns:w16cex="http://schemas.microsoft.com/office/word/2018/wordml/cex" xmlns:w16cid="http://schemas.microsoft.com/office/word/2016/wordml/cid" xmlns:w16="http://schemas.microsoft.com/office/word/2018/wordml" xmlns:w16du="http://schemas.microsoft.com/office/word/2023/wordml/word16du" xmlns:w16sdtdh="http://schemas.microsoft.com/office/word/2020/wordml/sdtdatahash" xmlns:w16sdtfl="http://schemas.microsoft.com/office/word/2024/wordml/sdtformatlock" xmlns:w16se="http://schemas.microsoft.com/office/word/2015/wordml/symex" xmlns:wpg="http://schemas.microsoft.com/office/word/2010/wordprocessingGroup" xmlns:wpi="http://schemas.microsoft.com/office/word/2010/wordprocessingInk" xmlns:wne="http://schemas.microsoft.com/office/word/2006/wordml" xmlns:wps="http://schemas.microsoft.com/office/word/2010/wordprocessingShape" mc:Ignorable="w14 w15 w16se w16cid w16 w16cex w16sdtdh w16sdtfl w16du wp14">
   <w:p>
     <w:pPr>
@@ -16910,7 +16911,7 @@
 </w:ftr>
 </file>
 
-<file path=word/footer3.xml><?xml version="1.0" encoding="utf-8"?>
+<file path=word/footer2.xml><?xml version="1.0" encoding="utf-8"?>
 <w:ftr xmlns:wpc="http://schemas.microsoft.com/office/word/2010/wordprocessingCanvas" xmlns:cx="http://schemas.microsoft.com/office/drawing/2014/chartex" xmlns:cx1="http://schemas.microsoft.com/office/drawing/2015/9/8/chartex" xmlns:cx2="http://schemas.microsoft.com/office/drawing/2015/10/21/chartex" xmlns:cx3="http://schemas.microsoft.com/office/drawing/2016/5/9/chartex" xmlns:cx4="http://schemas.microsoft.com/office/drawing/2016/5/10/chartex" xmlns:cx5="http://schemas.microsoft.com/office/drawing/2016/5/11/chartex" xmlns:cx6="http://schemas.microsoft.com/office/drawing/2016/5/12/chartex" xmlns:cx7="http://schemas.microsoft.com/office/drawing/2016/5/13/chartex" xmlns:cx8="http://schemas.microsoft.com/office/drawing/2016/5/14/chartex" xmlns:mc="http://schemas.openxmlformats.org/markup-compatibility/2006" xmlns:aink="http://schemas.microsoft.com/office/drawing/2016/ink" xmlns:am3d="http://schemas.microsoft.com/office/drawing/2017/model3d" xmlns:o="urn:schemas-microsoft-com:office:office" xmlns:oel="http://schemas.microsoft.com/office/2019/extlst" xmlns:r="http://schemas.openxmlformats.org/officeDocument/2006/relationships" xmlns:m="http://schemas.openxmlformats.org/officeDocument/2006/math" xmlns:v="urn:schemas-microsoft-com:vml" xmlns:wp14="http://schemas.microsoft.com/office/word/2010/wordprocessingDrawing" xmlns:wp="http://schemas.openxmlformats.org/drawingml/2006/wordprocessingDrawing" xmlns:w10="urn:schemas-microsoft-com:office:word" xmlns:w="http://schemas.openxmlformats.org/wordprocessingml/2006/main" xmlns:w14="http://schemas.microsoft.com/office/word/2010/wordml" xmlns:w15="http://schemas.microsoft.com/office/word/2012/wordml" xmlns:w16cex="http://schemas.microsoft.com/office/word/2018/wordml/cex" xmlns:w16cid="http://schemas.microsoft.com/office/word/2016/wordml/cid" xmlns:w16="http://schemas.microsoft.com/office/word/2018/wordml" xmlns:w16du="http://schemas.microsoft.com/office/word/2023/wordml/word16du" xmlns:w16sdtdh="http://schemas.microsoft.com/office/word/2020/wordml/sdtdatahash" xmlns:w16sdtfl="http://schemas.microsoft.com/office/word/2024/wordml/sdtformatlock" xmlns:w16se="http://schemas.microsoft.com/office/word/2015/wordml/symex" xmlns:wpg="http://schemas.microsoft.com/office/word/2010/wordprocessingGroup" xmlns:wpi="http://schemas.microsoft.com/office/word/2010/wordprocessingInk" xmlns:wne="http://schemas.microsoft.com/office/word/2006/wordml" xmlns:wps="http://schemas.microsoft.com/office/word/2010/wordprocessingShape" mc:Ignorable="w14 w15 w16se w16cid w16 w16cex w16sdtdh w16sdtfl w16du wp14">
   <w:p>
     <w:pPr>
@@ -17033,7 +17034,7 @@
 </w:ftr>
 </file>
 
-<file path=word/footer4.xml><?xml version="1.0" encoding="utf-8"?>
+<file path=word/footer3.xml><?xml version="1.0" encoding="utf-8"?>
 <w:ftr xmlns:wpc="http://schemas.microsoft.com/office/word/2010/wordprocessingCanvas" xmlns:cx="http://schemas.microsoft.com/office/drawing/2014/chartex" xmlns:cx1="http://schemas.microsoft.com/office/drawing/2015/9/8/chartex" xmlns:cx2="http://schemas.microsoft.com/office/drawing/2015/10/21/chartex" xmlns:cx3="http://schemas.microsoft.com/office/drawing/2016/5/9/chartex" xmlns:cx4="http://schemas.microsoft.com/office/drawing/2016/5/10/chartex" xmlns:cx5="http://schemas.microsoft.com/office/drawing/2016/5/11/chartex" xmlns:cx6="http://schemas.microsoft.com/office/drawing/2016/5/12/chartex" xmlns:cx7="http://schemas.microsoft.com/office/drawing/2016/5/13/chartex" xmlns:cx8="http://schemas.microsoft.com/office/drawing/2016/5/14/chartex" xmlns:mc="http://schemas.openxmlformats.org/markup-compatibility/2006" xmlns:aink="http://schemas.microsoft.com/office/drawing/2016/ink" xmlns:am3d="http://schemas.microsoft.com/office/drawing/2017/model3d" xmlns:o="urn:schemas-microsoft-com:office:office" xmlns:oel="http://schemas.microsoft.com/office/2019/extlst" xmlns:r="http://schemas.openxmlformats.org/officeDocument/2006/relationships" xmlns:m="http://schemas.openxmlformats.org/officeDocument/2006/math" xmlns:v="urn:schemas-microsoft-com:vml" xmlns:wp14="http://schemas.microsoft.com/office/word/2010/wordprocessingDrawing" xmlns:wp="http://schemas.openxmlformats.org/drawingml/2006/wordprocessingDrawing" xmlns:w10="urn:schemas-microsoft-com:office:word" xmlns:w="http://schemas.openxmlformats.org/wordprocessingml/2006/main" xmlns:w14="http://schemas.microsoft.com/office/word/2010/wordml" xmlns:w15="http://schemas.microsoft.com/office/word/2012/wordml" xmlns:w16cex="http://schemas.microsoft.com/office/word/2018/wordml/cex" xmlns:w16cid="http://schemas.microsoft.com/office/word/2016/wordml/cid" xmlns:w16="http://schemas.microsoft.com/office/word/2018/wordml" xmlns:w16du="http://schemas.microsoft.com/office/word/2023/wordml/word16du" xmlns:w16sdtdh="http://schemas.microsoft.com/office/word/2020/wordml/sdtdatahash" xmlns:w16sdtfl="http://schemas.microsoft.com/office/word/2024/wordml/sdtformatlock" xmlns:w16se="http://schemas.microsoft.com/office/word/2015/wordml/symex" xmlns:wpg="http://schemas.microsoft.com/office/word/2010/wordprocessingGroup" xmlns:wpi="http://schemas.microsoft.com/office/word/2010/wordprocessingInk" xmlns:wne="http://schemas.microsoft.com/office/word/2006/wordml" xmlns:wps="http://schemas.microsoft.com/office/word/2010/wordprocessingShape" mc:Ignorable="w14 w15 w16se w16cid w16 w16cex w16sdtdh w16sdtfl w16du wp14">
   <w:p>
     <w:pPr>
@@ -17199,7 +17200,7 @@
 </w:ftr>
 </file>
 
-<file path=word/footer5.xml><?xml version="1.0" encoding="utf-8"?>
+<file path=word/footer4.xml><?xml version="1.0" encoding="utf-8"?>
 <w:ftr xmlns:wpc="http://schemas.microsoft.com/office/word/2010/wordprocessingCanvas" xmlns:cx="http://schemas.microsoft.com/office/drawing/2014/chartex" xmlns:cx1="http://schemas.microsoft.com/office/drawing/2015/9/8/chartex" xmlns:cx2="http://schemas.microsoft.com/office/drawing/2015/10/21/chartex" xmlns:cx3="http://schemas.microsoft.com/office/drawing/2016/5/9/chartex" xmlns:cx4="http://schemas.microsoft.com/office/drawing/2016/5/10/chartex" xmlns:cx5="http://schemas.microsoft.com/office/drawing/2016/5/11/chartex" xmlns:cx6="http://schemas.microsoft.com/office/drawing/2016/5/12/chartex" xmlns:cx7="http://schemas.microsoft.com/office/drawing/2016/5/13/chartex" xmlns:cx8="http://schemas.microsoft.com/office/drawing/2016/5/14/chartex" xmlns:mc="http://schemas.openxmlformats.org/markup-compatibility/2006" xmlns:aink="http://schemas.microsoft.com/office/drawing/2016/ink" xmlns:am3d="http://schemas.microsoft.com/office/drawing/2017/model3d" xmlns:o="urn:schemas-microsoft-com:office:office" xmlns:oel="http://schemas.microsoft.com/office/2019/extlst" xmlns:r="http://schemas.openxmlformats.org/officeDocument/2006/relationships" xmlns:m="http://schemas.openxmlformats.org/officeDocument/2006/math" xmlns:v="urn:schemas-microsoft-com:vml" xmlns:wp14="http://schemas.microsoft.com/office/word/2010/wordprocessingDrawing" xmlns:wp="http://schemas.openxmlformats.org/drawingml/2006/wordprocessingDrawing" xmlns:w10="urn:schemas-microsoft-com:office:word" xmlns:w="http://schemas.openxmlformats.org/wordprocessingml/2006/main" xmlns:w14="http://schemas.microsoft.com/office/word/2010/wordml" xmlns:w15="http://schemas.microsoft.com/office/word/2012/wordml" xmlns:w16cex="http://schemas.microsoft.com/office/word/2018/wordml/cex" xmlns:w16cid="http://schemas.microsoft.com/office/word/2016/wordml/cid" xmlns:w16="http://schemas.microsoft.com/office/word/2018/wordml" xmlns:w16du="http://schemas.microsoft.com/office/word/2023/wordml/word16du" xmlns:w16sdtdh="http://schemas.microsoft.com/office/word/2020/wordml/sdtdatahash" xmlns:w16sdtfl="http://schemas.microsoft.com/office/word/2024/wordml/sdtformatlock" xmlns:w16se="http://schemas.microsoft.com/office/word/2015/wordml/symex" xmlns:wpg="http://schemas.microsoft.com/office/word/2010/wordprocessingGroup" xmlns:wpi="http://schemas.microsoft.com/office/word/2010/wordprocessingInk" xmlns:wne="http://schemas.microsoft.com/office/word/2006/wordml" xmlns:wps="http://schemas.microsoft.com/office/word/2010/wordprocessingShape" mc:Ignorable="w14 w15 w16se w16cid w16 w16cex w16sdtdh w16sdtfl w16du wp14">
   <w:p>
     <w:pPr>
@@ -17393,16 +17394,6 @@
     <w:pPr>
       <w:pStyle w:val="ab"/>
     </w:pPr>
-  </w:p>
-</w:hdr>
-</file>
-
-<file path=word/header2.xml><?xml version="1.0" encoding="utf-8"?>
-<w:hdr xmlns:wpc="http://schemas.microsoft.com/office/word/2010/wordprocessingCanvas" xmlns:cx="http://schemas.microsoft.com/office/drawing/2014/chartex" xmlns:cx1="http://schemas.microsoft.com/office/drawing/2015/9/8/chartex" xmlns:cx2="http://schemas.microsoft.com/office/drawing/2015/10/21/chartex" xmlns:cx3="http://schemas.microsoft.com/office/drawing/2016/5/9/chartex" xmlns:cx4="http://schemas.microsoft.com/office/drawing/2016/5/10/chartex" xmlns:cx5="http://schemas.microsoft.com/office/drawing/2016/5/11/chartex" xmlns:cx6="http://schemas.microsoft.com/office/drawing/2016/5/12/chartex" xmlns:cx7="http://schemas.microsoft.com/office/drawing/2016/5/13/chartex" xmlns:cx8="http://schemas.microsoft.com/office/drawing/2016/5/14/chartex" xmlns:mc="http://schemas.openxmlformats.org/markup-compatibility/2006" xmlns:aink="http://schemas.microsoft.com/office/drawing/2016/ink" xmlns:am3d="http://schemas.microsoft.com/office/drawing/2017/model3d" xmlns:o="urn:schemas-microsoft-com:office:office" xmlns:oel="http://schemas.microsoft.com/office/2019/extlst" xmlns:r="http://schemas.openxmlformats.org/officeDocument/2006/relationships" xmlns:m="http://schemas.openxmlformats.org/officeDocument/2006/math" xmlns:v="urn:schemas-microsoft-com:vml" xmlns:wp14="http://schemas.microsoft.com/office/word/2010/wordprocessingDrawing" xmlns:wp="http://schemas.openxmlformats.org/drawingml/2006/wordprocessingDrawing" xmlns:w10="urn:schemas-microsoft-com:office:word" xmlns:w="http://schemas.openxmlformats.org/wordprocessingml/2006/main" xmlns:w14="http://schemas.microsoft.com/office/word/2010/wordml" xmlns:w15="http://schemas.microsoft.com/office/word/2012/wordml" xmlns:w16cex="http://schemas.microsoft.com/office/word/2018/wordml/cex" xmlns:w16cid="http://schemas.microsoft.com/office/word/2016/wordml/cid" xmlns:w16="http://schemas.microsoft.com/office/word/2018/wordml" xmlns:w16du="http://schemas.microsoft.com/office/word/2023/wordml/word16du" xmlns:w16sdtdh="http://schemas.microsoft.com/office/word/2020/wordml/sdtdatahash" xmlns:w16sdtfl="http://schemas.microsoft.com/office/word/2024/wordml/sdtformatlock" xmlns:w16se="http://schemas.microsoft.com/office/word/2015/wordml/symex" xmlns:wpg="http://schemas.microsoft.com/office/word/2010/wordprocessingGroup" xmlns:wpi="http://schemas.microsoft.com/office/word/2010/wordprocessingInk" xmlns:wne="http://schemas.microsoft.com/office/word/2006/wordml" xmlns:wps="http://schemas.microsoft.com/office/word/2010/wordprocessingShape" mc:Ignorable="w14 w15 w16se w16cid w16 w16cex w16sdtdh w16sdtfl w16du wp14">
-  <w:p>
-    <w:pPr>
-      <w:pStyle w:val="ab"/>
-    </w:pPr>
     <w:r>
       <w:rPr>
         <w:noProof/>
@@ -17458,7 +17449,7 @@
 </w:hdr>
 </file>
 
-<file path=word/header3.xml><?xml version="1.0" encoding="utf-8"?>
+<file path=word/header2.xml><?xml version="1.0" encoding="utf-8"?>
 <w:hdr xmlns:wpc="http://schemas.microsoft.com/office/word/2010/wordprocessingCanvas" xmlns:cx="http://schemas.microsoft.com/office/drawing/2014/chartex" xmlns:cx1="http://schemas.microsoft.com/office/drawing/2015/9/8/chartex" xmlns:cx2="http://schemas.microsoft.com/office/drawing/2015/10/21/chartex" xmlns:cx3="http://schemas.microsoft.com/office/drawing/2016/5/9/chartex" xmlns:cx4="http://schemas.microsoft.com/office/drawing/2016/5/10/chartex" xmlns:cx5="http://schemas.microsoft.com/office/drawing/2016/5/11/chartex" xmlns:cx6="http://schemas.microsoft.com/office/drawing/2016/5/12/chartex" xmlns:cx7="http://schemas.microsoft.com/office/drawing/2016/5/13/chartex" xmlns:cx8="http://schemas.microsoft.com/office/drawing/2016/5/14/chartex" xmlns:mc="http://schemas.openxmlformats.org/markup-compatibility/2006" xmlns:aink="http://schemas.microsoft.com/office/drawing/2016/ink" xmlns:am3d="http://schemas.microsoft.com/office/drawing/2017/model3d" xmlns:o="urn:schemas-microsoft-com:office:office" xmlns:oel="http://schemas.microsoft.com/office/2019/extlst" xmlns:r="http://schemas.openxmlformats.org/officeDocument/2006/relationships" xmlns:m="http://schemas.openxmlformats.org/officeDocument/2006/math" xmlns:v="urn:schemas-microsoft-com:vml" xmlns:wp14="http://schemas.microsoft.com/office/word/2010/wordprocessingDrawing" xmlns:wp="http://schemas.openxmlformats.org/drawingml/2006/wordprocessingDrawing" xmlns:w10="urn:schemas-microsoft-com:office:word" xmlns:w="http://schemas.openxmlformats.org/wordprocessingml/2006/main" xmlns:w14="http://schemas.microsoft.com/office/word/2010/wordml" xmlns:w15="http://schemas.microsoft.com/office/word/2012/wordml" xmlns:w16cex="http://schemas.microsoft.com/office/word/2018/wordml/cex" xmlns:w16cid="http://schemas.microsoft.com/office/word/2016/wordml/cid" xmlns:w16="http://schemas.microsoft.com/office/word/2018/wordml" xmlns:w16du="http://schemas.microsoft.com/office/word/2023/wordml/word16du" xmlns:w16sdtdh="http://schemas.microsoft.com/office/word/2020/wordml/sdtdatahash" xmlns:w16sdtfl="http://schemas.microsoft.com/office/word/2024/wordml/sdtformatlock" xmlns:w16se="http://schemas.microsoft.com/office/word/2015/wordml/symex" xmlns:wpg="http://schemas.microsoft.com/office/word/2010/wordprocessingGroup" xmlns:wpi="http://schemas.microsoft.com/office/word/2010/wordprocessingInk" xmlns:wne="http://schemas.microsoft.com/office/word/2006/wordml" xmlns:wps="http://schemas.microsoft.com/office/word/2010/wordprocessingShape" mc:Ignorable="w14 w15 w16se w16cid w16 w16cex w16sdtdh w16sdtfl w16du wp14">
   <w:tbl>
     <w:tblPr>
@@ -17516,7 +17507,7 @@
 </w:hdr>
 </file>
 
-<file path=word/header4.xml><?xml version="1.0" encoding="utf-8"?>
+<file path=word/header3.xml><?xml version="1.0" encoding="utf-8"?>
 <w:hdr xmlns:wpc="http://schemas.microsoft.com/office/word/2010/wordprocessingCanvas" xmlns:cx="http://schemas.microsoft.com/office/drawing/2014/chartex" xmlns:cx1="http://schemas.microsoft.com/office/drawing/2015/9/8/chartex" xmlns:cx2="http://schemas.microsoft.com/office/drawing/2015/10/21/chartex" xmlns:cx3="http://schemas.microsoft.com/office/drawing/2016/5/9/chartex" xmlns:cx4="http://schemas.microsoft.com/office/drawing/2016/5/10/chartex" xmlns:cx5="http://schemas.microsoft.com/office/drawing/2016/5/11/chartex" xmlns:cx6="http://schemas.microsoft.com/office/drawing/2016/5/12/chartex" xmlns:cx7="http://schemas.microsoft.com/office/drawing/2016/5/13/chartex" xmlns:cx8="http://schemas.microsoft.com/office/drawing/2016/5/14/chartex" xmlns:mc="http://schemas.openxmlformats.org/markup-compatibility/2006" xmlns:aink="http://schemas.microsoft.com/office/drawing/2016/ink" xmlns:am3d="http://schemas.microsoft.com/office/drawing/2017/model3d" xmlns:o="urn:schemas-microsoft-com:office:office" xmlns:oel="http://schemas.microsoft.com/office/2019/extlst" xmlns:r="http://schemas.openxmlformats.org/officeDocument/2006/relationships" xmlns:m="http://schemas.openxmlformats.org/officeDocument/2006/math" xmlns:v="urn:schemas-microsoft-com:vml" xmlns:wp14="http://schemas.microsoft.com/office/word/2010/wordprocessingDrawing" xmlns:wp="http://schemas.openxmlformats.org/drawingml/2006/wordprocessingDrawing" xmlns:w10="urn:schemas-microsoft-com:office:word" xmlns:w="http://schemas.openxmlformats.org/wordprocessingml/2006/main" xmlns:w14="http://schemas.microsoft.com/office/word/2010/wordml" xmlns:w15="http://schemas.microsoft.com/office/word/2012/wordml" xmlns:w16cex="http://schemas.microsoft.com/office/word/2018/wordml/cex" xmlns:w16cid="http://schemas.microsoft.com/office/word/2016/wordml/cid" xmlns:w16="http://schemas.microsoft.com/office/word/2018/wordml" xmlns:w16du="http://schemas.microsoft.com/office/word/2023/wordml/word16du" xmlns:w16sdtdh="http://schemas.microsoft.com/office/word/2020/wordml/sdtdatahash" xmlns:w16sdtfl="http://schemas.microsoft.com/office/word/2024/wordml/sdtformatlock" xmlns:w16se="http://schemas.microsoft.com/office/word/2015/wordml/symex" xmlns:wpg="http://schemas.microsoft.com/office/word/2010/wordprocessingGroup" xmlns:wpi="http://schemas.microsoft.com/office/word/2010/wordprocessingInk" xmlns:wne="http://schemas.microsoft.com/office/word/2006/wordml" xmlns:wps="http://schemas.microsoft.com/office/word/2010/wordprocessingShape" mc:Ignorable="w14 w15 w16se w16cid w16 w16cex w16sdtdh w16sdtfl w16du wp14">
   <w:p>
     <w:pPr>
@@ -17577,7 +17568,7 @@
 </w:hdr>
 </file>
 
-<file path=word/header5.xml><?xml version="1.0" encoding="utf-8"?>
+<file path=word/header4.xml><?xml version="1.0" encoding="utf-8"?>
 <w:hdr xmlns:wpc="http://schemas.microsoft.com/office/word/2010/wordprocessingCanvas" xmlns:cx="http://schemas.microsoft.com/office/drawing/2014/chartex" xmlns:cx1="http://schemas.microsoft.com/office/drawing/2015/9/8/chartex" xmlns:cx2="http://schemas.microsoft.com/office/drawing/2015/10/21/chartex" xmlns:cx3="http://schemas.microsoft.com/office/drawing/2016/5/9/chartex" xmlns:cx4="http://schemas.microsoft.com/office/drawing/2016/5/10/chartex" xmlns:cx5="http://schemas.microsoft.com/office/drawing/2016/5/11/chartex" xmlns:cx6="http://schemas.microsoft.com/office/drawing/2016/5/12/chartex" xmlns:cx7="http://schemas.microsoft.com/office/drawing/2016/5/13/chartex" xmlns:cx8="http://schemas.microsoft.com/office/drawing/2016/5/14/chartex" xmlns:mc="http://schemas.openxmlformats.org/markup-compatibility/2006" xmlns:aink="http://schemas.microsoft.com/office/drawing/2016/ink" xmlns:am3d="http://schemas.microsoft.com/office/drawing/2017/model3d" xmlns:o="urn:schemas-microsoft-com:office:office" xmlns:oel="http://schemas.microsoft.com/office/2019/extlst" xmlns:r="http://schemas.openxmlformats.org/officeDocument/2006/relationships" xmlns:m="http://schemas.openxmlformats.org/officeDocument/2006/math" xmlns:v="urn:schemas-microsoft-com:vml" xmlns:wp14="http://schemas.microsoft.com/office/word/2010/wordprocessingDrawing" xmlns:wp="http://schemas.openxmlformats.org/drawingml/2006/wordprocessingDrawing" xmlns:w10="urn:schemas-microsoft-com:office:word" xmlns:w="http://schemas.openxmlformats.org/wordprocessingml/2006/main" xmlns:w14="http://schemas.microsoft.com/office/word/2010/wordml" xmlns:w15="http://schemas.microsoft.com/office/word/2012/wordml" xmlns:w16cex="http://schemas.microsoft.com/office/word/2018/wordml/cex" xmlns:w16cid="http://schemas.microsoft.com/office/word/2016/wordml/cid" xmlns:w16="http://schemas.microsoft.com/office/word/2018/wordml" xmlns:w16du="http://schemas.microsoft.com/office/word/2023/wordml/word16du" xmlns:w16sdtdh="http://schemas.microsoft.com/office/word/2020/wordml/sdtdatahash" xmlns:w16sdtfl="http://schemas.microsoft.com/office/word/2024/wordml/sdtformatlock" xmlns:w16se="http://schemas.microsoft.com/office/word/2015/wordml/symex" xmlns:wpg="http://schemas.microsoft.com/office/word/2010/wordprocessingGroup" xmlns:wpi="http://schemas.microsoft.com/office/word/2010/wordprocessingInk" xmlns:wne="http://schemas.microsoft.com/office/word/2006/wordml" xmlns:wps="http://schemas.microsoft.com/office/word/2010/wordprocessingShape" mc:Ignorable="w14 w15 w16se w16cid w16 w16cex w16sdtdh w16sdtfl w16du wp14">
   <w:tbl>
     <w:tblPr>
@@ -21286,6 +21277,21 @@
 </file>
 
 <file path=customXml/item2.xml><?xml version="1.0" encoding="utf-8"?>
+<?mso-contentType ?>
+<FormTemplates xmlns="http://schemas.microsoft.com/sharepoint/v3/contenttype/forms">
+  <Display>DocumentLibraryForm</Display>
+  <Edit>DocumentLibraryForm</Edit>
+  <New>DocumentLibraryForm</New>
+</FormTemplates>
+</file>
+
+<file path=customXml/item3.xml><?xml version="1.0" encoding="utf-8"?>
+<p:properties xmlns:p="http://schemas.microsoft.com/office/2006/metadata/properties" xmlns:xsi="http://www.w3.org/2001/XMLSchema-instance" xmlns:pc="http://schemas.microsoft.com/office/infopath/2007/PartnerControls">
+  <documentManagement/>
+</p:properties>
+</file>
+
+<file path=customXml/item4.xml><?xml version="1.0" encoding="utf-8"?>
 <ct:contentTypeSchema xmlns:ct="http://schemas.microsoft.com/office/2006/metadata/contentType" xmlns:ma="http://schemas.microsoft.com/office/2006/metadata/properties/metaAttributes" ct:_="" ma:_="" ma:contentTypeName="Documento" ma:contentTypeID="0x010100DC4605E09422954E885190BEAE91315B" ma:contentTypeVersion="7" ma:contentTypeDescription="Crear nuevo documento." ma:contentTypeScope="" ma:versionID="385cca1479246aa9c7e7ca5799fff24b">
   <xsd:schema xmlns:xsd="http://www.w3.org/2001/XMLSchema" xmlns:xs="http://www.w3.org/2001/XMLSchema" xmlns:p="http://schemas.microsoft.com/office/2006/metadata/properties" xmlns:ns3="08b0e0cf-4f32-46a9-9719-4bc0cd4cc607" xmlns:ns4="58ac13d9-b16a-459f-8916-94b458aa600a" targetNamespace="http://schemas.microsoft.com/office/2006/metadata/properties" ma:root="true" ma:fieldsID="6fe30a3bbca70e3159826167a953d9c9" ns3:_="" ns4:_="">
     <xsd:import namespace="08b0e0cf-4f32-46a9-9719-4bc0cd4cc607"/>
@@ -21470,21 +21476,6 @@
 </ct:contentTypeSchema>
 </file>
 
-<file path=customXml/item3.xml><?xml version="1.0" encoding="utf-8"?>
-<p:properties xmlns:p="http://schemas.microsoft.com/office/2006/metadata/properties" xmlns:xsi="http://www.w3.org/2001/XMLSchema-instance" xmlns:pc="http://schemas.microsoft.com/office/infopath/2007/PartnerControls">
-  <documentManagement/>
-</p:properties>
-</file>
-
-<file path=customXml/item4.xml><?xml version="1.0" encoding="utf-8"?>
-<?mso-contentType ?>
-<FormTemplates xmlns="http://schemas.microsoft.com/sharepoint/v3/contenttype/forms">
-  <Display>DocumentLibraryForm</Display>
-  <Edit>DocumentLibraryForm</Edit>
-  <New>DocumentLibraryForm</New>
-</FormTemplates>
-</file>
-
 <file path=customXml/itemProps1.xml><?xml version="1.0" encoding="utf-8"?>
 <ds:datastoreItem xmlns:ds="http://schemas.openxmlformats.org/officeDocument/2006/customXml" ds:itemID="{79E6A0B2-D85E-4A03-AF2F-29133B61EED0}">
   <ds:schemaRefs>
@@ -21494,6 +21485,23 @@
 </file>
 
 <file path=customXml/itemProps2.xml><?xml version="1.0" encoding="utf-8"?>
+<ds:datastoreItem xmlns:ds="http://schemas.openxmlformats.org/officeDocument/2006/customXml" ds:itemID="{DFA6A5A8-D2CD-49AA-B5A7-68B7C6F5F367}">
+  <ds:schemaRefs>
+    <ds:schemaRef ds:uri="http://schemas.microsoft.com/sharepoint/v3/contenttype/forms"/>
+  </ds:schemaRefs>
+</ds:datastoreItem>
+</file>
+
+<file path=customXml/itemProps3.xml><?xml version="1.0" encoding="utf-8"?>
+<ds:datastoreItem xmlns:ds="http://schemas.openxmlformats.org/officeDocument/2006/customXml" ds:itemID="{C2F2FA7D-4BBE-46EE-A934-9F7429438E06}">
+  <ds:schemaRefs>
+    <ds:schemaRef ds:uri="http://schemas.microsoft.com/office/2006/metadata/properties"/>
+    <ds:schemaRef ds:uri="http://schemas.microsoft.com/office/infopath/2007/PartnerControls"/>
+  </ds:schemaRefs>
+</ds:datastoreItem>
+</file>
+
+<file path=customXml/itemProps4.xml><?xml version="1.0" encoding="utf-8"?>
 <ds:datastoreItem xmlns:ds="http://schemas.openxmlformats.org/officeDocument/2006/customXml" ds:itemID="{9C442242-74FB-45A0-B1FF-383459CB8B79}">
   <ds:schemaRefs>
     <ds:schemaRef ds:uri="http://schemas.microsoft.com/office/2006/metadata/contentType"/>
@@ -21510,21 +21518,4 @@
     <ds:schemaRef ds:uri="http://schemas.microsoft.com/internal/obd"/>
   </ds:schemaRefs>
 </ds:datastoreItem>
-</file>
-
-<file path=customXml/itemProps3.xml><?xml version="1.0" encoding="utf-8"?>
-<ds:datastoreItem xmlns:ds="http://schemas.openxmlformats.org/officeDocument/2006/customXml" ds:itemID="{C2F2FA7D-4BBE-46EE-A934-9F7429438E06}">
-  <ds:schemaRefs>
-    <ds:schemaRef ds:uri="http://schemas.microsoft.com/office/2006/metadata/properties"/>
-    <ds:schemaRef ds:uri="http://schemas.microsoft.com/office/infopath/2007/PartnerControls"/>
-  </ds:schemaRefs>
-</ds:datastoreItem>
-</file>
-
-<file path=customXml/itemProps4.xml><?xml version="1.0" encoding="utf-8"?>
-<ds:datastoreItem xmlns:ds="http://schemas.openxmlformats.org/officeDocument/2006/customXml" ds:itemID="{DFA6A5A8-D2CD-49AA-B5A7-68B7C6F5F367}">
-  <ds:schemaRefs>
-    <ds:schemaRef ds:uri="http://schemas.microsoft.com/sharepoint/v3/contenttype/forms"/>
-  </ds:schemaRefs>
-</ds:datastoreItem>
 </file>